--- a/Anmeldeformular/Formular.Prüfungsanmeldung.v3.docx
+++ b/Anmeldeformular/Formular.Prüfungsanmeldung.v3.docx
@@ -1,6 +1,6 @@
 
 <file path=word/document.xml><?xml version="1.0" encoding="utf-8"?>
-<w:document xmlns:wpc="http://schemas.microsoft.com/office/word/2010/wordprocessingCanvas" xmlns:cx="http://schemas.microsoft.com/office/drawing/2014/chartex" xmlns:cx1="http://schemas.microsoft.com/office/drawing/2015/9/8/chartex" xmlns:cx2="http://schemas.microsoft.com/office/drawing/2015/10/21/chartex" xmlns:cx3="http://schemas.microsoft.com/office/drawing/2016/5/9/chartex" xmlns:cx4="http://schemas.microsoft.com/office/drawing/2016/5/10/chartex" xmlns:cx5="http://schemas.microsoft.com/office/drawing/2016/5/11/chartex" xmlns:cx6="http://schemas.microsoft.com/office/drawing/2016/5/12/chartex" xmlns:cx7="http://schemas.microsoft.com/office/drawing/2016/5/13/chartex" xmlns:cx8="http://schemas.microsoft.com/office/drawing/2016/5/14/chartex" xmlns:mc="http://schemas.openxmlformats.org/markup-compatibility/2006" xmlns:aink="http://schemas.microsoft.com/office/drawing/2016/ink" xmlns:am3d="http://schemas.microsoft.com/office/drawing/2017/model3d" xmlns:o="urn:schemas-microsoft-com:office:office" xmlns:r="http://schemas.openxmlformats.org/officeDocument/2006/relationships" xmlns:m="http://schemas.openxmlformats.org/officeDocument/2006/math" xmlns:v="urn:schemas-microsoft-com:vml" xmlns:wp14="http://schemas.microsoft.com/office/word/2010/wordprocessingDrawing" xmlns:wp="http://schemas.openxmlformats.org/drawingml/2006/wordprocessingDrawing" xmlns:w10="urn:schemas-microsoft-com:office:word" xmlns:w="http://schemas.openxmlformats.org/wordprocessingml/2006/main" xmlns:w14="http://schemas.microsoft.com/office/word/2010/wordml" xmlns:w15="http://schemas.microsoft.com/office/word/2012/wordml" xmlns:w16cex="http://schemas.microsoft.com/office/word/2018/wordml/cex" xmlns:w16cid="http://schemas.microsoft.com/office/word/2016/wordml/cid" xmlns:w16="http://schemas.microsoft.com/office/word/2018/wordml" xmlns:w16sdtdh="http://schemas.microsoft.com/office/word/2020/wordml/sdtdatahash" xmlns:w16se="http://schemas.microsoft.com/office/word/2015/wordml/symex" xmlns:wpg="http://schemas.microsoft.com/office/word/2010/wordprocessingGroup" xmlns:wpi="http://schemas.microsoft.com/office/word/2010/wordprocessingInk" xmlns:wne="http://schemas.microsoft.com/office/word/2006/wordml" xmlns:wps="http://schemas.microsoft.com/office/word/2010/wordprocessingShape" mc:Ignorable="w14 w15 w16se w16cid w16 w16cex w16sdtdh wp14">
+<w:document xmlns:wpc="http://schemas.microsoft.com/office/word/2010/wordprocessingCanvas" xmlns:cx="http://schemas.microsoft.com/office/drawing/2014/chartex" xmlns:cx1="http://schemas.microsoft.com/office/drawing/2015/9/8/chartex" xmlns:cx2="http://schemas.microsoft.com/office/drawing/2015/10/21/chartex" xmlns:cx3="http://schemas.microsoft.com/office/drawing/2016/5/9/chartex" xmlns:cx4="http://schemas.microsoft.com/office/drawing/2016/5/10/chartex" xmlns:cx5="http://schemas.microsoft.com/office/drawing/2016/5/11/chartex" xmlns:cx6="http://schemas.microsoft.com/office/drawing/2016/5/12/chartex" xmlns:cx7="http://schemas.microsoft.com/office/drawing/2016/5/13/chartex" xmlns:cx8="http://schemas.microsoft.com/office/drawing/2016/5/14/chartex" xmlns:mc="http://schemas.openxmlformats.org/markup-compatibility/2006" xmlns:aink="http://schemas.microsoft.com/office/drawing/2016/ink" xmlns:am3d="http://schemas.microsoft.com/office/drawing/2017/model3d" xmlns:o="urn:schemas-microsoft-com:office:office" xmlns:oel="http://schemas.microsoft.com/office/2019/extlst" xmlns:r="http://schemas.openxmlformats.org/officeDocument/2006/relationships" xmlns:m="http://schemas.openxmlformats.org/officeDocument/2006/math" xmlns:v="urn:schemas-microsoft-com:vml" xmlns:wp14="http://schemas.microsoft.com/office/word/2010/wordprocessingDrawing" xmlns:wp="http://schemas.openxmlformats.org/drawingml/2006/wordprocessingDrawing" xmlns:w10="urn:schemas-microsoft-com:office:word" xmlns:w="http://schemas.openxmlformats.org/wordprocessingml/2006/main" xmlns:w14="http://schemas.microsoft.com/office/word/2010/wordml" xmlns:w15="http://schemas.microsoft.com/office/word/2012/wordml" xmlns:w16cex="http://schemas.microsoft.com/office/word/2018/wordml/cex" xmlns:w16cid="http://schemas.microsoft.com/office/word/2016/wordml/cid" xmlns:w16="http://schemas.microsoft.com/office/word/2018/wordml" xmlns:w16du="http://schemas.microsoft.com/office/word/2023/wordml/word16du" xmlns:w16sdtdh="http://schemas.microsoft.com/office/word/2020/wordml/sdtdatahash" xmlns:w16sdtfl="http://schemas.microsoft.com/office/word/2024/wordml/sdtformatlock" xmlns:w16se="http://schemas.microsoft.com/office/word/2015/wordml/symex" xmlns:wpg="http://schemas.microsoft.com/office/word/2010/wordprocessingGroup" xmlns:wpi="http://schemas.microsoft.com/office/word/2010/wordprocessingInk" xmlns:wne="http://schemas.microsoft.com/office/word/2006/wordml" xmlns:wps="http://schemas.microsoft.com/office/word/2010/wordprocessingShape" mc:Ignorable="w14 w15 w16se w16cid w16 w16cex w16sdtdh w16sdtfl w16du wp14">
   <w:body>
     <w:p>
       <w:pPr>
@@ -80,21 +80,7 @@
           <w:color w:val="000000" w:themeColor="text1"/>
           <w:lang w:val="de-DE"/>
         </w:rPr>
-        <w:t>Im Rahmen der Prüfungsanmeldung zum Knowledge Badge erheben und verarbeiten wir personenbezogene Daten. Verantwortlich fü</w:t>
-      </w:r>
-      <w:r>
-        <w:rPr>
-          <w:color w:val="000000" w:themeColor="text1"/>
-          <w:lang w:val="de-DE"/>
-        </w:rPr>
-        <w:t>r die Datenverarbeitung ist das Knowledge Badge Team. Zweck der Datenerhebung ist die Organisation, Durchführung, Bewertung und Bestätigung der Prüfung. Die Verarbeitung erfolgt gemäß den gesetzlichen Datenschutzvorschriften und dient ausschließlich der Pr</w:t>
-      </w:r>
-      <w:r>
-        <w:rPr>
-          <w:color w:val="000000" w:themeColor="text1"/>
-          <w:lang w:val="de-DE"/>
-        </w:rPr>
-        <w:t>üfungsteilnahme und Bereitstellung einer Bescheinigung und eines digitalen Badges (Bescheinigung und Badge nur im Erfolgsfall).</w:t>
+        <w:t>Im Rahmen der Prüfungsanmeldung zum Knowledge Badge erheben und verarbeiten wir personenbezogene Daten. Verantwortlich für die Datenverarbeitung ist das Knowledge Badge Team. Zweck der Datenerhebung ist die Organisation, Durchführung, Bewertung und Bestätigung der Prüfung. Die Verarbeitung erfolgt gemäß den gesetzlichen Datenschutzvorschriften und dient ausschließlich der Prüfungsteilnahme und Bereitstellung einer Bescheinigung und eines digitalen Badges (Bescheinigung und Badge nur im Erfolgsfall).</w:t>
       </w:r>
     </w:p>
     <w:p>
@@ -107,72 +93,46 @@
         <w:rPr>
           <w:lang w:val="de-DE"/>
         </w:rPr>
-        <w:t>Die Daten werden sicher gespeichert und nur so lange aufbewahrt, wie es für die Organisation, Durchführung, Bewertung und nachtr</w:t>
+        <w:t>Die Daten werden sicher gespeichert und nur so lange aufbewahrt, wie es für die Organisation, Durchführung, Bewertung und nachträgliche Bestätigung der Prüfung sowie zur Erfüllung gesetzlicher Vorgaben erforderlich ist. Ihre Daten werden darüber hinaus nicht an Dritte weitergegeben, es sei denn, dies ist gesetzlich vorgeschrieben oder zur Prüfung erforderlich.</w:t>
+      </w:r>
+    </w:p>
+    <w:p>
+      <w:pPr>
+        <w:rPr>
+          <w:lang w:val="de-DE"/>
+        </w:rPr>
+      </w:pPr>
+      <w:r>
+        <w:rPr>
+          <w:lang w:val="de-DE"/>
+        </w:rPr>
+        <w:t xml:space="preserve">Mit dem Absenden dieses Formulars stimmen Sie der hier aufgeführten Datenschutzerklärung zu. Zur Ausübung Ihrer Rechte (Auskunft, Korrektur, Löschung, Widerruf, etc.) oder bei Fragen wenden Sie sich gerne an das Knowledge Badge Team unter </w:t>
+      </w:r>
+      <w:r>
+        <w:fldChar w:fldCharType="begin"/>
       </w:r>
       <w:r>
         <w:rPr>
           <w:lang w:val="de-DE"/>
+          <w:rPrChange w:id="0" w:author="Gottfried Zimmermann" w:date="2026-03-02T10:11:00Z" w16du:dateUtc="2026-03-02T09:11:00Z">
+            <w:rPr/>
+          </w:rPrChange>
         </w:rPr>
-        <w:t xml:space="preserve">ägliche Bestätigung der Prüfung sowie zur Erfüllung gesetzlicher Vorgaben erforderlich ist. </w:t>
+        <w:instrText>HYPERLINK "mailto:bf-lehren@hdm-stuttgart.de." \o "mailto:bf-lehren@hdm-stuttgart.de."</w:instrText>
+      </w:r>
+      <w:r>
+        <w:fldChar w:fldCharType="separate"/>
       </w:r>
       <w:r>
         <w:rPr>
+          <w:rStyle w:val="Hyperlink"/>
           <w:lang w:val="de-DE"/>
         </w:rPr>
-        <w:t>Ihre Daten werden darüber hinaus nicht an Dritte weitergegeben, es sei denn, dies ist gesetzlich vorgeschrieben oder zur Prüfung erforderlich.</w:t>
-      </w:r>
-    </w:p>
-    <w:p>
-      <w:pPr>
-        <w:rPr>
-          <w:lang w:val="de-DE"/>
-        </w:rPr>
-      </w:pPr>
-      <w:r>
-        <w:rPr>
-          <w:lang w:val="de-DE"/>
-        </w:rPr>
-        <w:t>Mit dem Absende</w:t>
+        <w:t>bf-lehren@hdm-stuttgart.de.</w:t>
       </w:r>
       <w:r>
-        <w:rPr>
-          <w:lang w:val="de-DE"/>
-        </w:rPr>
-        <w:t>n dieses Formulars stimmen Sie der hier aufgeführten Datenschutzerklärung zu. Zur Ausübung Ihrer Rechte (Auskunft, Korrektur, Löschung, Widerruf, etc.) oder bei Fragen wenden Sie sich gerne an das Knowledge</w:t>
+        <w:fldChar w:fldCharType="end"/>
       </w:r>
-      <w:r>
-        <w:rPr>
-          <w:lang w:val="de-DE"/>
-        </w:rPr>
-        <w:t xml:space="preserve"> </w:t>
-      </w:r>
-      <w:r>
-        <w:rPr>
-          <w:lang w:val="de-DE"/>
-        </w:rPr>
-        <w:t>Badge</w:t>
-      </w:r>
-      <w:r>
-        <w:rPr>
-          <w:lang w:val="de-DE"/>
-        </w:rPr>
-        <w:t xml:space="preserve"> </w:t>
-      </w:r>
-      <w:r>
-        <w:rPr>
-          <w:lang w:val="de-DE"/>
-        </w:rPr>
-        <w:t xml:space="preserve">Team unter </w:t>
-      </w:r>
-      <w:hyperlink r:id="rId7" w:tooltip="mailto:bf-lehren@hdm-stuttgart.de." w:history="1">
-        <w:r>
-          <w:rPr>
-            <w:rStyle w:val="Hyperlink"/>
-            <w:lang w:val="de-DE"/>
-          </w:rPr>
-          <w:t>bf-lehren@hdm-stuttgart.de.</w:t>
-        </w:r>
-      </w:hyperlink>
     </w:p>
     <w:p>
       <w:pPr>
@@ -195,7 +155,6 @@
           <w:lang w:val="de-DE"/>
         </w:rPr>
       </w:pPr>
-      <w:proofErr w:type="gramStart"/>
       <w:r>
         <w:rPr>
           <w:b/>
@@ -210,7 +169,6 @@
         </w:rPr>
         <w:t>:*</w:t>
       </w:r>
-      <w:proofErr w:type="gramEnd"/>
     </w:p>
     <w:p>
       <w:pPr>
@@ -218,7 +176,6 @@
           <w:lang w:val="de-DE"/>
         </w:rPr>
       </w:pPr>
-      <w:proofErr w:type="gramStart"/>
       <w:r>
         <w:rPr>
           <w:b/>
@@ -233,7 +190,6 @@
         </w:rPr>
         <w:t>:*</w:t>
       </w:r>
-      <w:proofErr w:type="gramEnd"/>
     </w:p>
     <w:p>
       <w:pPr>
@@ -247,27 +203,7 @@
           <w:bCs/>
           <w:lang w:val="de-DE"/>
         </w:rPr>
-        <w:t>Geburtsdatum (</w:t>
-      </w:r>
-      <w:proofErr w:type="spellStart"/>
-      <w:proofErr w:type="gramStart"/>
-      <w:r>
-        <w:rPr>
-          <w:b/>
-          <w:bCs/>
-          <w:lang w:val="de-DE"/>
-        </w:rPr>
-        <w:t>tt.mm.jjjj</w:t>
-      </w:r>
-      <w:proofErr w:type="spellEnd"/>
-      <w:proofErr w:type="gramEnd"/>
-      <w:r>
-        <w:rPr>
-          <w:b/>
-          <w:bCs/>
-          <w:lang w:val="de-DE"/>
-        </w:rPr>
-        <w:t>):</w:t>
+        <w:t>Geburtsdatum (tt.mm.jjjj):</w:t>
       </w:r>
       <w:r>
         <w:rPr>
@@ -282,7 +218,6 @@
           <w:lang w:val="de-DE"/>
         </w:rPr>
       </w:pPr>
-      <w:proofErr w:type="gramStart"/>
       <w:r>
         <w:rPr>
           <w:b/>
@@ -297,7 +232,6 @@
         </w:rPr>
         <w:t>:*</w:t>
       </w:r>
-      <w:proofErr w:type="gramEnd"/>
     </w:p>
     <w:p>
       <w:pPr>
@@ -366,19 +300,7 @@
         <w:rPr>
           <w:lang w:val="de-DE"/>
         </w:rPr>
-        <w:t>Eine IAAP-Mitgliedschaft ist nicht erforderlich, um an der Knowledge Badge</w:t>
-      </w:r>
-      <w:r>
-        <w:rPr>
-          <w:lang w:val="de-DE"/>
-        </w:rPr>
-        <w:t xml:space="preserve"> </w:t>
-      </w:r>
-      <w:r>
-        <w:rPr>
-          <w:lang w:val="de-DE"/>
-        </w:rPr>
-        <w:t>Prüfung teilzunehmen.</w:t>
+        <w:t>Eine IAAP-Mitgliedschaft ist nicht erforderlich, um an der Knowledge Badge Prüfung teilzunehmen.</w:t>
       </w:r>
     </w:p>
     <w:p>
@@ -411,24 +333,36 @@
           <w:lang w:val="de-DE"/>
         </w:rPr>
       </w:pPr>
-      <w:commentRangeStart w:id="0"/>
+      <w:commentRangeStart w:id="1"/>
+      <w:commentRangeStart w:id="2"/>
       <w:r>
         <w:rPr>
           <w:color w:val="A6A6A6" w:themeColor="background1" w:themeShade="A6"/>
           <w:lang w:val="de-DE"/>
         </w:rPr>
-        <w:t>Wenn Sie Mitglied der IAAP sind, geben Sie bitte Ihre IAAP-Contact-ID-Nummer an. Die Contact ID-Nummer finden Sie, wenn Sie si</w:t>
+        <w:t>Wenn Sie Mitglied der IAAP sind, geben Sie bitte Ihre IAAP-Contact-ID-Nummer an. Die Contact ID-Nummer finden Sie, wenn Sie sich auf der IAAP-Website einloggen. Ihre Contact ID befindet sich oben auf der Seite. —&gt; IAAP-Contact-ID-Nummer: _____</w:t>
       </w:r>
+      <w:commentRangeEnd w:id="1"/>
       <w:r>
         <w:rPr>
+          <w:rStyle w:val="Kommentarzeichen"/>
           <w:color w:val="A6A6A6" w:themeColor="background1" w:themeShade="A6"/>
+          <w:sz w:val="22"/>
+          <w:szCs w:val="22"/>
           <w:lang w:val="de-DE"/>
         </w:rPr>
-        <w:t>ch auf der IAAP-Website einloggen. Ihre Contact ID befindet sich oben auf der Seite. —&gt; IAAP-Contact-ID-Nummer: _____</w:t>
+        <w:commentReference w:id="1"/>
       </w:r>
-      <w:commentRangeEnd w:id="0"/>
+      <w:commentRangeEnd w:id="2"/>
       <w:r>
-        <w:commentReference w:id="0"/>
+        <w:rPr>
+          <w:rStyle w:val="Kommentarzeichen"/>
+          <w:color w:val="A6A6A6" w:themeColor="background1" w:themeShade="A6"/>
+          <w:sz w:val="22"/>
+          <w:szCs w:val="22"/>
+          <w:lang w:val="de-DE"/>
+        </w:rPr>
+        <w:commentReference w:id="2"/>
       </w:r>
     </w:p>
     <w:p>
@@ -464,18 +398,8 @@
           <w:lang w:val="de-DE"/>
         </w:rPr>
         <w:lastRenderedPageBreak/>
-        <w:t xml:space="preserve">Möchten Sie in der IAAP D-A-CH Expertendatenbank aufgenommen </w:t>
+        <w:t>Möchten Sie in der IAAP D-A-CH Expertendatenbank aufgenommen werden?*</w:t>
       </w:r>
-      <w:proofErr w:type="gramStart"/>
-      <w:r>
-        <w:rPr>
-          <w:b/>
-          <w:bCs/>
-          <w:lang w:val="de-DE"/>
-        </w:rPr>
-        <w:t>werden?*</w:t>
-      </w:r>
-      <w:proofErr w:type="gramEnd"/>
     </w:p>
     <w:p>
       <w:pPr>
@@ -487,13 +411,7 @@
         <w:rPr>
           <w:lang w:val="de-DE"/>
         </w:rPr>
-        <w:t>Mit Bestehen der Prüfung haben Sie zukünftig die Möglichkeit</w:t>
-      </w:r>
-      <w:r>
-        <w:rPr>
-          <w:lang w:val="de-DE"/>
-        </w:rPr>
-        <w:t xml:space="preserve"> in der IAAP­ D-A-CH Expertendatenbank vermerkt zu werden. Bitte geben Sie an, ob Sie das möchten.</w:t>
+        <w:t>Mit Bestehen der Prüfung haben Sie zukünftig die Möglichkeit in der IAAP­ D-A-CH Expertendatenbank vermerkt zu werden. Bitte geben Sie an, ob Sie das möchten.</w:t>
       </w:r>
     </w:p>
     <w:p>
@@ -511,15 +429,9 @@
         <w:rPr>
           <w:lang w:val="de-DE"/>
         </w:rPr>
-        <w:t>Ja, ich möchte in der IAAP D-A-CH Expertendatenbank vermerkt werden. Ich willige ein, dass meine personenbezogenen Daten dort für unbestimmte Zeit gespeicher</w:t>
+        <w:t xml:space="preserve">Ja, ich möchte in der IAAP D-A-CH Expertendatenbank vermerkt werden. Ich willige ein, dass meine personenbezogenen Daten dort für unbestimmte Zeit gespeichert werden. Diese Einwilligung kann ich jederzeit über </w:t>
       </w:r>
-      <w:r>
-        <w:rPr>
-          <w:lang w:val="de-DE"/>
-        </w:rPr>
-        <w:t xml:space="preserve">t werden. Diese Einwilligung kann ich jederzeit über </w:t>
-      </w:r>
-      <w:commentRangeStart w:id="1"/>
+      <w:commentRangeStart w:id="3"/>
       <w:r>
         <w:fldChar w:fldCharType="begin"/>
       </w:r>
@@ -546,9 +458,15 @@
         </w:rPr>
         <w:fldChar w:fldCharType="end"/>
       </w:r>
-      <w:commentRangeEnd w:id="1"/>
+      <w:commentRangeEnd w:id="3"/>
       <w:r>
-        <w:commentReference w:id="1"/>
+        <w:rPr>
+          <w:rStyle w:val="Kommentarzeichen"/>
+          <w:sz w:val="22"/>
+          <w:szCs w:val="22"/>
+          <w:lang w:val="de-DE"/>
+        </w:rPr>
+        <w:commentReference w:id="3"/>
       </w:r>
       <w:r>
         <w:rPr>
@@ -589,18 +507,8 @@
           <w:bCs/>
           <w:lang w:val="de-DE"/>
         </w:rPr>
-        <w:t xml:space="preserve">Wo und wann möchten Sie die Prüfung </w:t>
+        <w:t>Wo und wann möchten Sie die Prüfung ablegen?*</w:t>
       </w:r>
-      <w:proofErr w:type="gramStart"/>
-      <w:r>
-        <w:rPr>
-          <w:b/>
-          <w:bCs/>
-          <w:lang w:val="de-DE"/>
-        </w:rPr>
-        <w:t>ablegen?*</w:t>
-      </w:r>
-      <w:proofErr w:type="gramEnd"/>
     </w:p>
     <w:p>
       <w:pPr>
@@ -647,26 +555,8 @@
           <w:bCs/>
           <w:lang w:val="de-DE"/>
         </w:rPr>
-        <w:t>Besitzen Sie einen Laptop, den Sie zur Prüfung mitb</w:t>
+        <w:t>Besitzen Sie einen Laptop, den Sie zur Prüfung mitbringen können?*</w:t>
       </w:r>
-      <w:r>
-        <w:rPr>
-          <w:b/>
-          <w:bCs/>
-          <w:lang w:val="de-DE"/>
-        </w:rPr>
-        <w:t xml:space="preserve">ringen </w:t>
-      </w:r>
-      <w:proofErr w:type="gramStart"/>
-      <w:r>
-        <w:rPr>
-          <w:b/>
-          <w:bCs/>
-          <w:lang w:val="de-DE"/>
-        </w:rPr>
-        <w:t>können?*</w:t>
-      </w:r>
-      <w:proofErr w:type="gramEnd"/>
     </w:p>
     <w:p>
       <w:pPr>
@@ -732,13 +622,7 @@
         <w:rPr>
           <w:lang w:val="de-DE"/>
         </w:rPr>
-        <w:t>Ich benötige einen externen Bildsc</w:t>
-      </w:r>
-      <w:r>
-        <w:rPr>
-          <w:lang w:val="de-DE"/>
-        </w:rPr>
-        <w:t>hirm.</w:t>
+        <w:t>Ich benötige einen externen Bildschirm.</w:t>
       </w:r>
     </w:p>
     <w:p>
@@ -768,7 +652,7 @@
           <w:lang w:val="de-DE"/>
         </w:rPr>
       </w:pPr>
-      <w:commentRangeStart w:id="2"/>
+      <w:commentRangeStart w:id="4"/>
       <w:r>
         <w:rPr>
           <w:b/>
@@ -818,9 +702,16 @@
         </w:rPr>
         <w:t>Ja —&gt; Evtl. Grund abfragen.</w:t>
       </w:r>
-      <w:commentRangeEnd w:id="2"/>
+      <w:commentRangeEnd w:id="4"/>
       <w:r>
-        <w:commentReference w:id="2"/>
+        <w:rPr>
+          <w:rStyle w:val="Kommentarzeichen"/>
+          <w:color w:val="A6A6A6" w:themeColor="background1" w:themeShade="A6"/>
+          <w:sz w:val="22"/>
+          <w:szCs w:val="22"/>
+          <w:lang w:val="de-DE"/>
+        </w:rPr>
+        <w:commentReference w:id="4"/>
       </w:r>
     </w:p>
     <w:p>
@@ -854,7 +745,7 @@
                         </pic:cNvPicPr>
                       </pic:nvPicPr>
                       <pic:blipFill>
-                        <a:blip r:embed="rId12"/>
+                        <a:blip r:embed="rId11"/>
                         <a:stretch/>
                       </pic:blipFill>
                       <pic:spPr bwMode="auto">
@@ -925,28 +816,22 @@
           <w:lang w:val="de-DE"/>
         </w:rPr>
       </w:pPr>
-      <w:commentRangeStart w:id="3"/>
+      <w:commentRangeStart w:id="5"/>
       <w:r>
         <w:rPr>
           <w:lang w:val="de-DE"/>
         </w:rPr>
-        <w:t>W</w:t>
+        <w:t>Wir gewähren einen Nachteilsausgleich in Form von zusätzlicher Zeit (2 Stunden statt 1 Stunde bei der Prüfung) für Teilnehmende mit Behinderungen sowie für Teilnehmende, deren Muttersprache nicht Deutsch ist. Voraussetzung für die Gewährung ist die Vorlage eines entsprechenden Nachweises zum Prüfungstermin. Informationen zum erforderlichen Nachweis sowie weitere Details finden Sie im Merkblatt zu Nachteilsausgleichen auf der Website der IAAP D-A-CH im Bereich „Merkblätter“.</w:t>
       </w:r>
+      <w:commentRangeEnd w:id="5"/>
       <w:r>
         <w:rPr>
+          <w:rStyle w:val="Kommentarzeichen"/>
+          <w:sz w:val="22"/>
+          <w:szCs w:val="22"/>
           <w:lang w:val="de-DE"/>
         </w:rPr>
-        <w:t xml:space="preserve">ir gewähren einen Nachteilsausgleich in Form von zusätzlicher Zeit (2 Stunden statt 1 Stunde bei der Prüfung) für Teilnehmende mit Behinderungen sowie für Teilnehmende, deren Muttersprache nicht Deutsch ist. Voraussetzung für die Gewährung ist die Vorlage </w:t>
-      </w:r>
-      <w:r>
-        <w:rPr>
-          <w:lang w:val="de-DE"/>
-        </w:rPr>
-        <w:t>eines entsprechenden Nachweises zum Prüfungstermin. Informationen zum erforderlichen Nachweis sowie weitere Details finden Sie im Merkblatt zu Nachteilsausgleichen auf der Website der IAAP D-A-CH im Bereich „Merkblätter“.</w:t>
-      </w:r>
-      <w:commentRangeEnd w:id="3"/>
-      <w:r>
-        <w:commentReference w:id="3"/>
+        <w:commentReference w:id="5"/>
       </w:r>
     </w:p>
     <w:p>
@@ -966,13 +851,7 @@
         <w:rPr>
           <w:lang w:val="de-DE"/>
         </w:rPr>
-        <w:t>Ich stelle einen Antrag auf Nac</w:t>
-      </w:r>
-      <w:r>
-        <w:rPr>
-          <w:lang w:val="de-DE"/>
-        </w:rPr>
-        <w:t>hteilsausgleich.</w:t>
+        <w:t>Ich stelle einen Antrag auf Nachteilsausgleich.</w:t>
       </w:r>
     </w:p>
     <w:p>
@@ -983,32 +862,14 @@
           <w:lang w:val="de-DE"/>
         </w:rPr>
       </w:pPr>
-      <w:commentRangeStart w:id="4"/>
+      <w:commentRangeStart w:id="6"/>
       <w:r>
         <w:rPr>
           <w:b/>
           <w:bCs/>
           <w:lang w:val="de-DE"/>
         </w:rPr>
-        <w:t xml:space="preserve">Benötigen Sie </w:t>
-      </w:r>
-      <w:proofErr w:type="spellStart"/>
-      <w:r>
-        <w:rPr>
-          <w:b/>
-          <w:bCs/>
-          <w:lang w:val="de-DE"/>
-        </w:rPr>
-        <w:t>assistive</w:t>
-      </w:r>
-      <w:proofErr w:type="spellEnd"/>
-      <w:r>
-        <w:rPr>
-          <w:b/>
-          <w:bCs/>
-          <w:lang w:val="de-DE"/>
-        </w:rPr>
-        <w:t xml:space="preserve"> Technologien oder sonstige Hilfsmittel für die Prüfung?</w:t>
+        <w:t>Benötigen Sie assistive Technologien oder sonstige Hilfsmittel für die Prüfung?</w:t>
       </w:r>
     </w:p>
     <w:p>
@@ -1021,47 +882,7 @@
         <w:rPr>
           <w:lang w:val="de-DE"/>
         </w:rPr>
-        <w:t xml:space="preserve">Abhängig von Ihren individuellen Bedürfnissen können während der Prüfung verschiedene Hilfsmittel und/oder </w:t>
-      </w:r>
-      <w:proofErr w:type="spellStart"/>
-      <w:r>
-        <w:rPr>
-          <w:lang w:val="de-DE"/>
-        </w:rPr>
-        <w:t>assistive</w:t>
-      </w:r>
-      <w:proofErr w:type="spellEnd"/>
-      <w:r>
-        <w:rPr>
-          <w:lang w:val="de-DE"/>
-        </w:rPr>
-        <w:t xml:space="preserve"> Technologien eingesetzt werden, wie etwa S</w:t>
-      </w:r>
-      <w:r>
-        <w:rPr>
-          <w:lang w:val="de-DE"/>
-        </w:rPr>
-        <w:t xml:space="preserve">creenreader, Bildschirmvergrößerungen, Übersetzungssoftware </w:t>
-      </w:r>
-      <w:proofErr w:type="gramStart"/>
-      <w:r>
-        <w:rPr>
-          <w:lang w:val="de-DE"/>
-        </w:rPr>
-        <w:t>etc..</w:t>
-      </w:r>
-      <w:proofErr w:type="gramEnd"/>
-      <w:r>
-        <w:rPr>
-          <w:lang w:val="de-DE"/>
-        </w:rPr>
-        <w:t xml:space="preserve"> </w:t>
-      </w:r>
-      <w:r>
-        <w:rPr>
-          <w:lang w:val="de-DE"/>
-        </w:rPr>
-        <w:t>Bitte geben Sie an, ob und welche Technologien oder Hilfsmittel Sie benötigen.</w:t>
+        <w:t>Abhängig von Ihren individuellen Bedürfnissen können während der Prüfung verschiedene Hilfsmittel und/oder assistive Technologien eingesetzt werden, wie etwa Screenreader, Bildschirmvergrößerungen, Übersetzungssoftware etc.. Bitte geben Sie an, ob und welche Technologien oder Hilfsmittel Sie benötigen.</w:t>
       </w:r>
       <w:r>
         <w:rPr>
@@ -1074,71 +895,7 @@
           <w:lang w:val="de-DE"/>
         </w:rPr>
         <w:lastRenderedPageBreak/>
-        <w:t>Bitte beachten Sie, dass</w:t>
-      </w:r>
-      <w:r>
-        <w:rPr>
-          <w:lang w:val="de-DE"/>
-        </w:rPr>
-        <w:t xml:space="preserve"> </w:t>
-      </w:r>
-      <w:r>
-        <w:rPr>
-          <w:lang w:val="de-DE"/>
-        </w:rPr>
-        <w:t xml:space="preserve">die vor Ort bereitgestellten Computer keine </w:t>
-      </w:r>
-      <w:proofErr w:type="spellStart"/>
-      <w:r>
-        <w:rPr>
-          <w:lang w:val="de-DE"/>
-        </w:rPr>
-        <w:t>assistiven</w:t>
-      </w:r>
-      <w:proofErr w:type="spellEnd"/>
-      <w:r>
-        <w:rPr>
-          <w:lang w:val="de-DE"/>
-        </w:rPr>
-        <w:t xml:space="preserve"> Technologien oder sonstige Soft</w:t>
-      </w:r>
-      <w:r>
-        <w:rPr>
-          <w:lang w:val="de-DE"/>
-        </w:rPr>
-        <w:t>ware</w:t>
-      </w:r>
-      <w:r>
-        <w:rPr>
-          <w:lang w:val="de-DE"/>
-        </w:rPr>
-        <w:t xml:space="preserve"> </w:t>
-      </w:r>
-      <w:r>
-        <w:rPr>
-          <w:lang w:val="de-DE"/>
-        </w:rPr>
-        <w:t xml:space="preserve">enthalten. </w:t>
-      </w:r>
-      <w:r>
-        <w:rPr>
-          <w:lang w:val="de-DE"/>
-        </w:rPr>
-        <w:t xml:space="preserve">Für die Prüfung sollten Sie daher Ihren eigenen Laptop mitbringen, da nur so die Nutzung Ihrer </w:t>
-      </w:r>
-      <w:proofErr w:type="spellStart"/>
-      <w:r>
-        <w:rPr>
-          <w:lang w:val="de-DE"/>
-        </w:rPr>
-        <w:t>assistiven</w:t>
-      </w:r>
-      <w:proofErr w:type="spellEnd"/>
-      <w:r>
-        <w:rPr>
-          <w:lang w:val="de-DE"/>
-        </w:rPr>
-        <w:t xml:space="preserve"> Technologien sichergestellt werden kann.</w:t>
+        <w:t>Bitte beachten Sie, dass die vor Ort bereitgestellten Computer keine assistiven Technologien oder sonstige Software enthalten. Für die Prüfung sollten Sie daher Ihren eigenen Laptop mitbringen, da nur so die Nutzung Ihrer assistiven Technologien sichergestellt werden kann.</w:t>
       </w:r>
     </w:p>
     <w:p>
@@ -1171,44 +928,8 @@
           <w:bCs/>
           <w:lang w:val="de-DE"/>
         </w:rPr>
-        <w:t xml:space="preserve">Möchten Sie, dass Ihre Daten an IAAP Global und </w:t>
+        <w:t>Möchten Sie, dass Ihre Daten an IAAP Global und Credly zur Ausstellung eines digitalen Badges (im Erfolgsfall) weitergeleitet werden dürfen?*</w:t>
       </w:r>
-      <w:proofErr w:type="spellStart"/>
-      <w:r>
-        <w:rPr>
-          <w:b/>
-          <w:bCs/>
-          <w:lang w:val="de-DE"/>
-        </w:rPr>
-        <w:t>Credly</w:t>
-      </w:r>
-      <w:proofErr w:type="spellEnd"/>
-      <w:r>
-        <w:rPr>
-          <w:b/>
-          <w:bCs/>
-          <w:lang w:val="de-DE"/>
-        </w:rPr>
-        <w:t xml:space="preserve"> zur Ausstellung eines digitalen </w:t>
-      </w:r>
-      <w:r>
-        <w:rPr>
-          <w:b/>
-          <w:bCs/>
-          <w:lang w:val="de-DE"/>
-        </w:rPr>
-        <w:t xml:space="preserve">Badges (im Erfolgsfall) weitergeleitet werden </w:t>
-      </w:r>
-      <w:proofErr w:type="gramStart"/>
-      <w:r>
-        <w:rPr>
-          <w:b/>
-          <w:bCs/>
-          <w:lang w:val="de-DE"/>
-        </w:rPr>
-        <w:t>dürfen?*</w:t>
-      </w:r>
-      <w:proofErr w:type="gramEnd"/>
     </w:p>
     <w:p>
       <w:pPr>
@@ -1220,59 +941,7 @@
         <w:rPr>
           <w:lang w:val="de-DE"/>
         </w:rPr>
-        <w:t xml:space="preserve">Nach erfolgreichem Bestehen der Prüfung werden Ihre Kontaktdaten an IAAP Global (Teams 365 und AWS Server außerhalb der EU) und </w:t>
-      </w:r>
-      <w:proofErr w:type="spellStart"/>
-      <w:r>
-        <w:rPr>
-          <w:lang w:val="de-DE"/>
-        </w:rPr>
-        <w:t>Credly</w:t>
-      </w:r>
-      <w:proofErr w:type="spellEnd"/>
-      <w:r>
-        <w:rPr>
-          <w:lang w:val="de-DE"/>
-        </w:rPr>
-        <w:t xml:space="preserve"> (Server außerhalb der EU) weitergegeben, um Ihnen ein digitales Ba</w:t>
-      </w:r>
-      <w:r>
-        <w:rPr>
-          <w:lang w:val="de-DE"/>
-        </w:rPr>
-        <w:t>dge verleihen zu können. Bitte geben Sie an, ob Sie mit der Weiterleitung Ihrer Daten an IAAP Globa</w:t>
-      </w:r>
-      <w:r>
-        <w:rPr>
-          <w:lang w:val="de-DE"/>
-        </w:rPr>
-        <w:t>l</w:t>
-      </w:r>
-      <w:r>
-        <w:rPr>
-          <w:lang w:val="de-DE"/>
-        </w:rPr>
-        <w:t xml:space="preserve"> und </w:t>
-      </w:r>
-      <w:proofErr w:type="spellStart"/>
-      <w:r>
-        <w:rPr>
-          <w:lang w:val="de-DE"/>
-        </w:rPr>
-        <w:t>Credly</w:t>
-      </w:r>
-      <w:proofErr w:type="spellEnd"/>
-      <w:r>
-        <w:rPr>
-          <w:lang w:val="de-DE"/>
-        </w:rPr>
-        <w:t xml:space="preserve"> einverstanden sind. </w:t>
-      </w:r>
-      <w:r>
-        <w:rPr>
-          <w:lang w:val="de-DE"/>
-        </w:rPr>
-        <w:t>Wenn Sie nicht zustimmen, erhalten Sie dennoch eine elektronische PDF-Bescheinigung über das Bestehen der Prüfung.</w:t>
+        <w:t>Nach erfolgreichem Bestehen der Prüfung werden Ihre Kontaktdaten an IAAP Global (Teams 365 und AWS Server außerhalb der EU) und Credly (Server außerhalb der EU) weitergegeben, um Ihnen ein digitales Badge verleihen zu können. Bitte geben Sie an, ob Sie mit der Weiterleitung Ihrer Daten an IAAP Global und Credly einverstanden sind. Wenn Sie nicht zustimmen, erhalten Sie dennoch eine elektronische PDF-Bescheinigung über das Bestehen der Prüfung.</w:t>
       </w:r>
     </w:p>
     <w:p>
@@ -1290,27 +959,7 @@
         <w:rPr>
           <w:lang w:val="de-DE"/>
         </w:rPr>
-        <w:t>Ja, ich m</w:t>
-      </w:r>
-      <w:r>
-        <w:rPr>
-          <w:lang w:val="de-DE"/>
-        </w:rPr>
-        <w:t xml:space="preserve">öchte ein digitales Badge (im Erfolgsfall). Ich stimme der Weiterleitung meiner Daten an IAAP Global und </w:t>
-      </w:r>
-      <w:proofErr w:type="spellStart"/>
-      <w:r>
-        <w:rPr>
-          <w:lang w:val="de-DE"/>
-        </w:rPr>
-        <w:t>Credly</w:t>
-      </w:r>
-      <w:proofErr w:type="spellEnd"/>
-      <w:r>
-        <w:rPr>
-          <w:lang w:val="de-DE"/>
-        </w:rPr>
-        <w:t xml:space="preserve"> zu.</w:t>
+        <w:t>Ja, ich möchte ein digitales Badge (im Erfolgsfall). Ich stimme der Weiterleitung meiner Daten an IAAP Global und Credly zu.</w:t>
       </w:r>
     </w:p>
     <w:p>
@@ -1328,27 +977,7 @@
         <w:rPr>
           <w:lang w:val="de-DE"/>
         </w:rPr>
-        <w:t xml:space="preserve">Nein, ich möchte kein digitales Badge. Ich </w:t>
-      </w:r>
-      <w:r>
-        <w:rPr>
-          <w:lang w:val="de-DE"/>
-        </w:rPr>
-        <w:t xml:space="preserve">stimme der Weiterleitung meiner Daten an IAAP Global und </w:t>
-      </w:r>
-      <w:proofErr w:type="spellStart"/>
-      <w:r>
-        <w:rPr>
-          <w:lang w:val="de-DE"/>
-        </w:rPr>
-        <w:t>Credly</w:t>
-      </w:r>
-      <w:proofErr w:type="spellEnd"/>
-      <w:r>
-        <w:rPr>
-          <w:lang w:val="de-DE"/>
-        </w:rPr>
-        <w:t xml:space="preserve"> </w:t>
+        <w:t xml:space="preserve">Nein, ich möchte kein digitales Badge. Ich stimme der Weiterleitung meiner Daten an IAAP Global und Credly </w:t>
       </w:r>
       <w:r>
         <w:rPr>
@@ -1364,9 +993,15 @@
         </w:rPr>
         <w:t xml:space="preserve"> zu.</w:t>
       </w:r>
-      <w:commentRangeEnd w:id="4"/>
+      <w:commentRangeEnd w:id="6"/>
       <w:r>
-        <w:commentReference w:id="4"/>
+        <w:rPr>
+          <w:rStyle w:val="Kommentarzeichen"/>
+          <w:sz w:val="22"/>
+          <w:szCs w:val="22"/>
+          <w:lang w:val="de-DE"/>
+        </w:rPr>
+        <w:commentReference w:id="6"/>
       </w:r>
     </w:p>
     <w:sectPr>
@@ -1380,8 +1015,8 @@
 </file>
 
 <file path=word/comments.xml><?xml version="1.0" encoding="utf-8"?>
-<w:comments xmlns:wpc="http://schemas.microsoft.com/office/word/2010/wordprocessingCanvas" xmlns:cx="http://schemas.microsoft.com/office/drawing/2014/chartex" xmlns:cx1="http://schemas.microsoft.com/office/drawing/2015/9/8/chartex" xmlns:cx2="http://schemas.microsoft.com/office/drawing/2015/10/21/chartex" xmlns:cx3="http://schemas.microsoft.com/office/drawing/2016/5/9/chartex" xmlns:cx4="http://schemas.microsoft.com/office/drawing/2016/5/10/chartex" xmlns:cx5="http://schemas.microsoft.com/office/drawing/2016/5/11/chartex" xmlns:cx6="http://schemas.microsoft.com/office/drawing/2016/5/12/chartex" xmlns:cx7="http://schemas.microsoft.com/office/drawing/2016/5/13/chartex" xmlns:cx8="http://schemas.microsoft.com/office/drawing/2016/5/14/chartex" xmlns:mc="http://schemas.openxmlformats.org/markup-compatibility/2006" xmlns:aink="http://schemas.microsoft.com/office/drawing/2016/ink" xmlns:am3d="http://schemas.microsoft.com/office/drawing/2017/model3d" xmlns:o="urn:schemas-microsoft-com:office:office" xmlns:r="http://schemas.openxmlformats.org/officeDocument/2006/relationships" xmlns:m="http://schemas.openxmlformats.org/officeDocument/2006/math" xmlns:v="urn:schemas-microsoft-com:vml" xmlns:wp14="http://schemas.microsoft.com/office/word/2010/wordprocessingDrawing" xmlns:wp="http://schemas.openxmlformats.org/drawingml/2006/wordprocessingDrawing" xmlns:w10="urn:schemas-microsoft-com:office:word" xmlns:w="http://schemas.openxmlformats.org/wordprocessingml/2006/main" xmlns:w14="http://schemas.microsoft.com/office/word/2010/wordml" xmlns:w15="http://schemas.microsoft.com/office/word/2012/wordml" xmlns:w16cex="http://schemas.microsoft.com/office/word/2018/wordml/cex" xmlns:w16cid="http://schemas.microsoft.com/office/word/2016/wordml/cid" xmlns:w16="http://schemas.microsoft.com/office/word/2018/wordml" xmlns:w16sdtdh="http://schemas.microsoft.com/office/word/2020/wordml/sdtdatahash" xmlns:w16se="http://schemas.microsoft.com/office/word/2015/wordml/symex" xmlns:wpg="http://schemas.microsoft.com/office/word/2010/wordprocessingGroup" xmlns:wpi="http://schemas.microsoft.com/office/word/2010/wordprocessingInk" xmlns:wne="http://schemas.microsoft.com/office/word/2006/wordml" xmlns:wps="http://schemas.microsoft.com/office/word/2010/wordprocessingShape" mc:Ignorable="w14 w15 w16se w16cid w16 w16cex w16sdtdh wp14">
-  <w:comment w:id="0" w:author="Eppler Laura" w:date="2025-06-23T13:42:00Z" w:initials="EL">
+<w:comments xmlns:wpc="http://schemas.microsoft.com/office/word/2010/wordprocessingCanvas" xmlns:cx="http://schemas.microsoft.com/office/drawing/2014/chartex" xmlns:cx1="http://schemas.microsoft.com/office/drawing/2015/9/8/chartex" xmlns:cx2="http://schemas.microsoft.com/office/drawing/2015/10/21/chartex" xmlns:cx3="http://schemas.microsoft.com/office/drawing/2016/5/9/chartex" xmlns:cx4="http://schemas.microsoft.com/office/drawing/2016/5/10/chartex" xmlns:cx5="http://schemas.microsoft.com/office/drawing/2016/5/11/chartex" xmlns:cx6="http://schemas.microsoft.com/office/drawing/2016/5/12/chartex" xmlns:cx7="http://schemas.microsoft.com/office/drawing/2016/5/13/chartex" xmlns:cx8="http://schemas.microsoft.com/office/drawing/2016/5/14/chartex" xmlns:mc="http://schemas.openxmlformats.org/markup-compatibility/2006" xmlns:aink="http://schemas.microsoft.com/office/drawing/2016/ink" xmlns:am3d="http://schemas.microsoft.com/office/drawing/2017/model3d" xmlns:o="urn:schemas-microsoft-com:office:office" xmlns:oel="http://schemas.microsoft.com/office/2019/extlst" xmlns:r="http://schemas.openxmlformats.org/officeDocument/2006/relationships" xmlns:m="http://schemas.openxmlformats.org/officeDocument/2006/math" xmlns:v="urn:schemas-microsoft-com:vml" xmlns:wp14="http://schemas.microsoft.com/office/word/2010/wordprocessingDrawing" xmlns:wp="http://schemas.openxmlformats.org/drawingml/2006/wordprocessingDrawing" xmlns:w10="urn:schemas-microsoft-com:office:word" xmlns:w="http://schemas.openxmlformats.org/wordprocessingml/2006/main" xmlns:w14="http://schemas.microsoft.com/office/word/2010/wordml" xmlns:w15="http://schemas.microsoft.com/office/word/2012/wordml" xmlns:w16cex="http://schemas.microsoft.com/office/word/2018/wordml/cex" xmlns:w16cid="http://schemas.microsoft.com/office/word/2016/wordml/cid" xmlns:w16="http://schemas.microsoft.com/office/word/2018/wordml" xmlns:w16du="http://schemas.microsoft.com/office/word/2023/wordml/word16du" xmlns:w16sdtdh="http://schemas.microsoft.com/office/word/2020/wordml/sdtdatahash" xmlns:w16sdtfl="http://schemas.microsoft.com/office/word/2024/wordml/sdtformatlock" xmlns:w16se="http://schemas.microsoft.com/office/word/2015/wordml/symex" xmlns:wpg="http://schemas.microsoft.com/office/word/2010/wordprocessingGroup" xmlns:wpi="http://schemas.microsoft.com/office/word/2010/wordprocessingInk" xmlns:wne="http://schemas.microsoft.com/office/word/2006/wordml" xmlns:wps="http://schemas.microsoft.com/office/word/2010/wordprocessingShape" mc:Ignorable="w14 w15 w16se w16cid w16 w16cex w16sdtdh w16sdtfl w16du wp14">
+  <w:comment w:id="1" w:author="Eppler Laura" w:date="2025-06-23T13:42:00Z" w:initials="EL">
     <w:p>
       <w:pPr>
         <w:spacing w:after="0" w:line="240" w:lineRule="auto"/>
@@ -1389,6 +1024,12 @@
           <w:lang w:val="de-DE"/>
         </w:rPr>
       </w:pPr>
+      <w:r>
+        <w:rPr>
+          <w:rStyle w:val="Kommentarzeichen"/>
+        </w:rPr>
+        <w:annotationRef/>
+      </w:r>
       <w:r>
         <w:rPr>
           <w:rFonts w:ascii="Arial" w:eastAsia="Arial" w:hAnsi="Arial" w:cs="Arial"/>
@@ -1398,7 +1039,23 @@
       </w:r>
     </w:p>
   </w:comment>
-  <w:comment w:id="1" w:author="Zimmermann Gottfried" w:date="2025-06-24T07:26:00Z" w:initials="ZG">
+  <w:comment w:id="2" w:author="Gottfried Zimmermann" w:date="2026-03-02T10:11:00Z" w:initials="GZ">
+    <w:p>
+      <w:pPr>
+        <w:pStyle w:val="Kommentartext"/>
+      </w:pPr>
+      <w:r>
+        <w:rPr>
+          <w:rStyle w:val="Kommentarzeichen"/>
+        </w:rPr>
+        <w:annotationRef/>
+      </w:r>
+      <w:r>
+        <w:t>Vermutlich nicht.</w:t>
+      </w:r>
+    </w:p>
+  </w:comment>
+  <w:comment w:id="3" w:author="Zimmermann Gottfried" w:date="2025-06-24T07:26:00Z" w:initials="ZG">
     <w:p>
       <w:pPr>
         <w:spacing w:after="0" w:line="240" w:lineRule="auto"/>
@@ -1406,6 +1063,12 @@
           <w:lang w:val="de-DE"/>
         </w:rPr>
       </w:pPr>
+      <w:r>
+        <w:rPr>
+          <w:rStyle w:val="Kommentarzeichen"/>
+        </w:rPr>
+        <w:annotationRef/>
+      </w:r>
       <w:r>
         <w:rPr>
           <w:rFonts w:ascii="Arial" w:eastAsia="Arial" w:hAnsi="Arial" w:cs="Arial"/>
@@ -1415,7 +1078,7 @@
       </w:r>
     </w:p>
   </w:comment>
-  <w:comment w:id="2" w:author="Eppler Laura" w:date="2025-06-23T13:35:00Z" w:initials="EL">
+  <w:comment w:id="4" w:author="Eppler Laura" w:date="2025-06-23T13:35:00Z" w:initials="EL">
     <w:p>
       <w:pPr>
         <w:spacing w:after="0" w:line="240" w:lineRule="auto"/>
@@ -1423,6 +1086,12 @@
           <w:lang w:val="de-DE"/>
         </w:rPr>
       </w:pPr>
+      <w:r>
+        <w:rPr>
+          <w:rStyle w:val="Kommentarzeichen"/>
+        </w:rPr>
+        <w:annotationRef/>
+      </w:r>
       <w:r>
         <w:rPr>
           <w:rFonts w:ascii="Arial" w:eastAsia="Arial" w:hAnsi="Arial" w:cs="Arial"/>
@@ -1432,7 +1101,7 @@
       </w:r>
     </w:p>
   </w:comment>
-  <w:comment w:id="3" w:author="Eppler Laura" w:date="2025-06-23T13:40:00Z" w:initials="EL">
+  <w:comment w:id="5" w:author="Eppler Laura" w:date="2025-06-23T13:40:00Z" w:initials="EL">
     <w:p>
       <w:pPr>
         <w:spacing w:after="0" w:line="240" w:lineRule="auto"/>
@@ -1440,6 +1109,12 @@
           <w:lang w:val="de-DE"/>
         </w:rPr>
       </w:pPr>
+      <w:r>
+        <w:rPr>
+          <w:rStyle w:val="Kommentarzeichen"/>
+        </w:rPr>
+        <w:annotationRef/>
+      </w:r>
       <w:r>
         <w:rPr>
           <w:rFonts w:ascii="Arial" w:eastAsia="Arial" w:hAnsi="Arial" w:cs="Arial"/>
@@ -1449,33 +1124,32 @@
       </w:r>
     </w:p>
   </w:comment>
-  <w:comment w:id="4" w:author="Eppler Laura" w:date="2025-06-23T13:39:00Z" w:initials="EL">
+  <w:comment w:id="6" w:author="Eppler Laura" w:date="2025-06-23T13:39:00Z" w:initials="EL">
     <w:p>
       <w:pPr>
         <w:spacing w:after="0" w:line="240" w:lineRule="auto"/>
       </w:pPr>
+      <w:r>
+        <w:rPr>
+          <w:rStyle w:val="Kommentarzeichen"/>
+        </w:rPr>
+        <w:annotationRef/>
+      </w:r>
       <w:r>
         <w:rPr>
           <w:rFonts w:ascii="Arial" w:eastAsia="Arial" w:hAnsi="Arial" w:cs="Arial"/>
         </w:rPr>
-        <w:t xml:space="preserve">neu </w:t>
+        <w:t>neu hinzugefügt</w:t>
       </w:r>
-      <w:proofErr w:type="spellStart"/>
-      <w:r>
-        <w:rPr>
-          <w:rFonts w:ascii="Arial" w:eastAsia="Arial" w:hAnsi="Arial" w:cs="Arial"/>
-        </w:rPr>
-        <w:t>hinzugefügt</w:t>
-      </w:r>
-      <w:proofErr w:type="spellEnd"/>
     </w:p>
   </w:comment>
 </w:comments>
 </file>
 
 <file path=word/commentsExtended.xml><?xml version="1.0" encoding="utf-8"?>
-<w15:commentsEx xmlns:wpc="http://schemas.microsoft.com/office/word/2010/wordprocessingCanvas" xmlns:cx="http://schemas.microsoft.com/office/drawing/2014/chartex" xmlns:cx1="http://schemas.microsoft.com/office/drawing/2015/9/8/chartex" xmlns:cx2="http://schemas.microsoft.com/office/drawing/2015/10/21/chartex" xmlns:cx3="http://schemas.microsoft.com/office/drawing/2016/5/9/chartex" xmlns:cx4="http://schemas.microsoft.com/office/drawing/2016/5/10/chartex" xmlns:cx5="http://schemas.microsoft.com/office/drawing/2016/5/11/chartex" xmlns:cx6="http://schemas.microsoft.com/office/drawing/2016/5/12/chartex" xmlns:cx7="http://schemas.microsoft.com/office/drawing/2016/5/13/chartex" xmlns:cx8="http://schemas.microsoft.com/office/drawing/2016/5/14/chartex" xmlns:mc="http://schemas.openxmlformats.org/markup-compatibility/2006" xmlns:aink="http://schemas.microsoft.com/office/drawing/2016/ink" xmlns:am3d="http://schemas.microsoft.com/office/drawing/2017/model3d" xmlns:o="urn:schemas-microsoft-com:office:office" xmlns:r="http://schemas.openxmlformats.org/officeDocument/2006/relationships" xmlns:m="http://schemas.openxmlformats.org/officeDocument/2006/math" xmlns:v="urn:schemas-microsoft-com:vml" xmlns:wp14="http://schemas.microsoft.com/office/word/2010/wordprocessingDrawing" xmlns:wp="http://schemas.openxmlformats.org/drawingml/2006/wordprocessingDrawing" xmlns:w10="urn:schemas-microsoft-com:office:word" xmlns:w="http://schemas.openxmlformats.org/wordprocessingml/2006/main" xmlns:w14="http://schemas.microsoft.com/office/word/2010/wordml" xmlns:w15="http://schemas.microsoft.com/office/word/2012/wordml" xmlns:w16cex="http://schemas.microsoft.com/office/word/2018/wordml/cex" xmlns:w16cid="http://schemas.microsoft.com/office/word/2016/wordml/cid" xmlns:w16="http://schemas.microsoft.com/office/word/2018/wordml" xmlns:w16sdtdh="http://schemas.microsoft.com/office/word/2020/wordml/sdtdatahash" xmlns:w16se="http://schemas.microsoft.com/office/word/2015/wordml/symex" xmlns:wpg="http://schemas.microsoft.com/office/word/2010/wordprocessingGroup" xmlns:wpi="http://schemas.microsoft.com/office/word/2010/wordprocessingInk" xmlns:wne="http://schemas.microsoft.com/office/word/2006/wordml" xmlns:wps="http://schemas.microsoft.com/office/word/2010/wordprocessingShape" mc:Ignorable="w14 w15 w16se w16cid w16 w16cex w16sdtdh wp14">
+<w15:commentsEx xmlns:wpc="http://schemas.microsoft.com/office/word/2010/wordprocessingCanvas" xmlns:cx="http://schemas.microsoft.com/office/drawing/2014/chartex" xmlns:cx1="http://schemas.microsoft.com/office/drawing/2015/9/8/chartex" xmlns:cx2="http://schemas.microsoft.com/office/drawing/2015/10/21/chartex" xmlns:cx3="http://schemas.microsoft.com/office/drawing/2016/5/9/chartex" xmlns:cx4="http://schemas.microsoft.com/office/drawing/2016/5/10/chartex" xmlns:cx5="http://schemas.microsoft.com/office/drawing/2016/5/11/chartex" xmlns:cx6="http://schemas.microsoft.com/office/drawing/2016/5/12/chartex" xmlns:cx7="http://schemas.microsoft.com/office/drawing/2016/5/13/chartex" xmlns:cx8="http://schemas.microsoft.com/office/drawing/2016/5/14/chartex" xmlns:mc="http://schemas.openxmlformats.org/markup-compatibility/2006" xmlns:aink="http://schemas.microsoft.com/office/drawing/2016/ink" xmlns:am3d="http://schemas.microsoft.com/office/drawing/2017/model3d" xmlns:o="urn:schemas-microsoft-com:office:office" xmlns:oel="http://schemas.microsoft.com/office/2019/extlst" xmlns:r="http://schemas.openxmlformats.org/officeDocument/2006/relationships" xmlns:m="http://schemas.openxmlformats.org/officeDocument/2006/math" xmlns:v="urn:schemas-microsoft-com:vml" xmlns:wp14="http://schemas.microsoft.com/office/word/2010/wordprocessingDrawing" xmlns:wp="http://schemas.openxmlformats.org/drawingml/2006/wordprocessingDrawing" xmlns:w10="urn:schemas-microsoft-com:office:word" xmlns:w="http://schemas.openxmlformats.org/wordprocessingml/2006/main" xmlns:w14="http://schemas.microsoft.com/office/word/2010/wordml" xmlns:w15="http://schemas.microsoft.com/office/word/2012/wordml" xmlns:w16cex="http://schemas.microsoft.com/office/word/2018/wordml/cex" xmlns:w16cid="http://schemas.microsoft.com/office/word/2016/wordml/cid" xmlns:w16="http://schemas.microsoft.com/office/word/2018/wordml" xmlns:w16du="http://schemas.microsoft.com/office/word/2023/wordml/word16du" xmlns:w16sdtdh="http://schemas.microsoft.com/office/word/2020/wordml/sdtdatahash" xmlns:w16sdtfl="http://schemas.microsoft.com/office/word/2024/wordml/sdtformatlock" xmlns:w16se="http://schemas.microsoft.com/office/word/2015/wordml/symex" xmlns:wpg="http://schemas.microsoft.com/office/word/2010/wordprocessingGroup" xmlns:wpi="http://schemas.microsoft.com/office/word/2010/wordprocessingInk" xmlns:wne="http://schemas.microsoft.com/office/word/2006/wordml" xmlns:wps="http://schemas.microsoft.com/office/word/2010/wordprocessingShape" mc:Ignorable="w14 w15 w16se w16cid w16 w16cex w16sdtdh w16sdtfl w16du wp14">
   <w15:commentEx w15:paraId="00000005" w15:done="0"/>
+  <w15:commentEx w15:paraId="063B6C4A" w15:paraIdParent="00000005" w15:done="0"/>
   <w15:commentEx w15:paraId="00000004" w15:done="0"/>
   <w15:commentEx w15:paraId="00000003" w15:done="0"/>
   <w15:commentEx w15:paraId="00000002" w15:done="1"/>
@@ -1484,8 +1158,9 @@
 </file>
 
 <file path=word/commentsExtensible.xml><?xml version="1.0" encoding="utf-8"?>
-<w16cex:commentsExtensible xmlns:wpc="http://schemas.microsoft.com/office/word/2010/wordprocessingCanvas" xmlns:cx="http://schemas.microsoft.com/office/drawing/2014/chartex" xmlns:cx1="http://schemas.microsoft.com/office/drawing/2015/9/8/chartex" xmlns:cx2="http://schemas.microsoft.com/office/drawing/2015/10/21/chartex" xmlns:cx3="http://schemas.microsoft.com/office/drawing/2016/5/9/chartex" xmlns:cx4="http://schemas.microsoft.com/office/drawing/2016/5/10/chartex" xmlns:cx5="http://schemas.microsoft.com/office/drawing/2016/5/11/chartex" xmlns:cx6="http://schemas.microsoft.com/office/drawing/2016/5/12/chartex" xmlns:cx7="http://schemas.microsoft.com/office/drawing/2016/5/13/chartex" xmlns:cx8="http://schemas.microsoft.com/office/drawing/2016/5/14/chartex" xmlns:mc="http://schemas.openxmlformats.org/markup-compatibility/2006" xmlns:aink="http://schemas.microsoft.com/office/drawing/2016/ink" xmlns:am3d="http://schemas.microsoft.com/office/drawing/2017/model3d" xmlns:o="urn:schemas-microsoft-com:office:office" xmlns:r="http://schemas.openxmlformats.org/officeDocument/2006/relationships" xmlns:m="http://schemas.openxmlformats.org/officeDocument/2006/math" xmlns:v="urn:schemas-microsoft-com:vml" xmlns:wp14="http://schemas.microsoft.com/office/word/2010/wordprocessingDrawing" xmlns:wp="http://schemas.openxmlformats.org/drawingml/2006/wordprocessingDrawing" xmlns:w10="urn:schemas-microsoft-com:office:word" xmlns:w="http://schemas.openxmlformats.org/wordprocessingml/2006/main" xmlns:w14="http://schemas.microsoft.com/office/word/2010/wordml" xmlns:w15="http://schemas.microsoft.com/office/word/2012/wordml" xmlns:w16cex="http://schemas.microsoft.com/office/word/2018/wordml/cex" xmlns:w16cid="http://schemas.microsoft.com/office/word/2016/wordml/cid" xmlns:w16="http://schemas.microsoft.com/office/word/2018/wordml" xmlns:w16sdtdh="http://schemas.microsoft.com/office/word/2020/wordml/sdtdatahash" xmlns:w16se="http://schemas.microsoft.com/office/word/2015/wordml/symex" xmlns:wpg="http://schemas.microsoft.com/office/word/2010/wordprocessingGroup" xmlns:wpi="http://schemas.microsoft.com/office/word/2010/wordprocessingInk" xmlns:wne="http://schemas.microsoft.com/office/word/2006/wordml" xmlns:wps="http://schemas.microsoft.com/office/word/2010/wordprocessingShape" mc:Ignorable="w14 w15 w16se w16cid w16 w16cex w16sdtdh wp14">
+<w16cex:commentsExtensible xmlns:wpc="http://schemas.microsoft.com/office/word/2010/wordprocessingCanvas" xmlns:cx="http://schemas.microsoft.com/office/drawing/2014/chartex" xmlns:cx1="http://schemas.microsoft.com/office/drawing/2015/9/8/chartex" xmlns:cx2="http://schemas.microsoft.com/office/drawing/2015/10/21/chartex" xmlns:cx3="http://schemas.microsoft.com/office/drawing/2016/5/9/chartex" xmlns:cx4="http://schemas.microsoft.com/office/drawing/2016/5/10/chartex" xmlns:cx5="http://schemas.microsoft.com/office/drawing/2016/5/11/chartex" xmlns:cx6="http://schemas.microsoft.com/office/drawing/2016/5/12/chartex" xmlns:cx7="http://schemas.microsoft.com/office/drawing/2016/5/13/chartex" xmlns:cx8="http://schemas.microsoft.com/office/drawing/2016/5/14/chartex" xmlns:cr="http://schemas.microsoft.com/office/comments/2020/reactions" xmlns:mc="http://schemas.openxmlformats.org/markup-compatibility/2006" xmlns:aink="http://schemas.microsoft.com/office/drawing/2016/ink" xmlns:am3d="http://schemas.microsoft.com/office/drawing/2017/model3d" xmlns:o="urn:schemas-microsoft-com:office:office" xmlns:oel="http://schemas.microsoft.com/office/2019/extlst" xmlns:r="http://schemas.openxmlformats.org/officeDocument/2006/relationships" xmlns:m="http://schemas.openxmlformats.org/officeDocument/2006/math" xmlns:v="urn:schemas-microsoft-com:vml" xmlns:wp14="http://schemas.microsoft.com/office/word/2010/wordprocessingDrawing" xmlns:wp="http://schemas.openxmlformats.org/drawingml/2006/wordprocessingDrawing" xmlns:w10="urn:schemas-microsoft-com:office:word" xmlns:w="http://schemas.openxmlformats.org/wordprocessingml/2006/main" xmlns:w14="http://schemas.microsoft.com/office/word/2010/wordml" xmlns:w15="http://schemas.microsoft.com/office/word/2012/wordml" xmlns:w16cex="http://schemas.microsoft.com/office/word/2018/wordml/cex" xmlns:w16cid="http://schemas.microsoft.com/office/word/2016/wordml/cid" xmlns:w16="http://schemas.microsoft.com/office/word/2018/wordml" xmlns:w16du="http://schemas.microsoft.com/office/word/2023/wordml/word16du" xmlns:w16sdtdh="http://schemas.microsoft.com/office/word/2020/wordml/sdtdatahash" xmlns:w16sdtfl="http://schemas.microsoft.com/office/word/2024/wordml/sdtformatlock" xmlns:w16se="http://schemas.microsoft.com/office/word/2015/wordml/symex" xmlns:wpg="http://schemas.microsoft.com/office/word/2010/wordprocessingGroup" xmlns:wpi="http://schemas.microsoft.com/office/word/2010/wordprocessingInk" xmlns:wne="http://schemas.microsoft.com/office/word/2006/wordml" xmlns:wps="http://schemas.microsoft.com/office/word/2010/wordprocessingShape" mc:Ignorable="w14 w15 w16se w16cid w16 w16cex w16sdtdh w16sdtfl cr w16du wp14">
   <w16cex:commentExtensible w16cex:durableId="473469AE" w16cex:dateUtc="2025-06-23T11:42:00Z"/>
+  <w16cex:commentExtensible w16cex:durableId="2E08F82A" w16cex:dateUtc="2026-03-02T09:11:00Z"/>
   <w16cex:commentExtensible w16cex:durableId="41287892" w16cex:dateUtc="2025-06-24T05:26:00Z"/>
   <w16cex:commentExtensible w16cex:durableId="40A33138" w16cex:dateUtc="2025-06-23T11:35:00Z"/>
   <w16cex:commentExtensible w16cex:durableId="18E99FA1" w16cex:dateUtc="2025-06-23T11:40:00Z"/>
@@ -1494,8 +1169,9 @@
 </file>
 
 <file path=word/commentsIds.xml><?xml version="1.0" encoding="utf-8"?>
-<w16cid:commentsIds xmlns:wpc="http://schemas.microsoft.com/office/word/2010/wordprocessingCanvas" xmlns:cx="http://schemas.microsoft.com/office/drawing/2014/chartex" xmlns:cx1="http://schemas.microsoft.com/office/drawing/2015/9/8/chartex" xmlns:cx2="http://schemas.microsoft.com/office/drawing/2015/10/21/chartex" xmlns:cx3="http://schemas.microsoft.com/office/drawing/2016/5/9/chartex" xmlns:cx4="http://schemas.microsoft.com/office/drawing/2016/5/10/chartex" xmlns:cx5="http://schemas.microsoft.com/office/drawing/2016/5/11/chartex" xmlns:cx6="http://schemas.microsoft.com/office/drawing/2016/5/12/chartex" xmlns:cx7="http://schemas.microsoft.com/office/drawing/2016/5/13/chartex" xmlns:cx8="http://schemas.microsoft.com/office/drawing/2016/5/14/chartex" xmlns:mc="http://schemas.openxmlformats.org/markup-compatibility/2006" xmlns:aink="http://schemas.microsoft.com/office/drawing/2016/ink" xmlns:am3d="http://schemas.microsoft.com/office/drawing/2017/model3d" xmlns:o="urn:schemas-microsoft-com:office:office" xmlns:r="http://schemas.openxmlformats.org/officeDocument/2006/relationships" xmlns:m="http://schemas.openxmlformats.org/officeDocument/2006/math" xmlns:v="urn:schemas-microsoft-com:vml" xmlns:wp14="http://schemas.microsoft.com/office/word/2010/wordprocessingDrawing" xmlns:wp="http://schemas.openxmlformats.org/drawingml/2006/wordprocessingDrawing" xmlns:w10="urn:schemas-microsoft-com:office:word" xmlns:w="http://schemas.openxmlformats.org/wordprocessingml/2006/main" xmlns:w14="http://schemas.microsoft.com/office/word/2010/wordml" xmlns:w15="http://schemas.microsoft.com/office/word/2012/wordml" xmlns:w16cex="http://schemas.microsoft.com/office/word/2018/wordml/cex" xmlns:w16cid="http://schemas.microsoft.com/office/word/2016/wordml/cid" xmlns:w16="http://schemas.microsoft.com/office/word/2018/wordml" xmlns:w16sdtdh="http://schemas.microsoft.com/office/word/2020/wordml/sdtdatahash" xmlns:w16se="http://schemas.microsoft.com/office/word/2015/wordml/symex" xmlns:wpg="http://schemas.microsoft.com/office/word/2010/wordprocessingGroup" xmlns:wpi="http://schemas.microsoft.com/office/word/2010/wordprocessingInk" xmlns:wne="http://schemas.microsoft.com/office/word/2006/wordml" xmlns:wps="http://schemas.microsoft.com/office/word/2010/wordprocessingShape" mc:Ignorable="w14 w15 w16se w16cid w16 w16cex w16sdtdh wp14">
+<w16cid:commentsIds xmlns:wpc="http://schemas.microsoft.com/office/word/2010/wordprocessingCanvas" xmlns:cx="http://schemas.microsoft.com/office/drawing/2014/chartex" xmlns:cx1="http://schemas.microsoft.com/office/drawing/2015/9/8/chartex" xmlns:cx2="http://schemas.microsoft.com/office/drawing/2015/10/21/chartex" xmlns:cx3="http://schemas.microsoft.com/office/drawing/2016/5/9/chartex" xmlns:cx4="http://schemas.microsoft.com/office/drawing/2016/5/10/chartex" xmlns:cx5="http://schemas.microsoft.com/office/drawing/2016/5/11/chartex" xmlns:cx6="http://schemas.microsoft.com/office/drawing/2016/5/12/chartex" xmlns:cx7="http://schemas.microsoft.com/office/drawing/2016/5/13/chartex" xmlns:cx8="http://schemas.microsoft.com/office/drawing/2016/5/14/chartex" xmlns:mc="http://schemas.openxmlformats.org/markup-compatibility/2006" xmlns:aink="http://schemas.microsoft.com/office/drawing/2016/ink" xmlns:am3d="http://schemas.microsoft.com/office/drawing/2017/model3d" xmlns:o="urn:schemas-microsoft-com:office:office" xmlns:oel="http://schemas.microsoft.com/office/2019/extlst" xmlns:r="http://schemas.openxmlformats.org/officeDocument/2006/relationships" xmlns:m="http://schemas.openxmlformats.org/officeDocument/2006/math" xmlns:v="urn:schemas-microsoft-com:vml" xmlns:wp14="http://schemas.microsoft.com/office/word/2010/wordprocessingDrawing" xmlns:wp="http://schemas.openxmlformats.org/drawingml/2006/wordprocessingDrawing" xmlns:w10="urn:schemas-microsoft-com:office:word" xmlns:w="http://schemas.openxmlformats.org/wordprocessingml/2006/main" xmlns:w14="http://schemas.microsoft.com/office/word/2010/wordml" xmlns:w15="http://schemas.microsoft.com/office/word/2012/wordml" xmlns:w16cex="http://schemas.microsoft.com/office/word/2018/wordml/cex" xmlns:w16cid="http://schemas.microsoft.com/office/word/2016/wordml/cid" xmlns:w16="http://schemas.microsoft.com/office/word/2018/wordml" xmlns:w16du="http://schemas.microsoft.com/office/word/2023/wordml/word16du" xmlns:w16sdtdh="http://schemas.microsoft.com/office/word/2020/wordml/sdtdatahash" xmlns:w16sdtfl="http://schemas.microsoft.com/office/word/2024/wordml/sdtformatlock" xmlns:w16se="http://schemas.microsoft.com/office/word/2015/wordml/symex" xmlns:wpg="http://schemas.microsoft.com/office/word/2010/wordprocessingGroup" xmlns:wpi="http://schemas.microsoft.com/office/word/2010/wordprocessingInk" xmlns:wne="http://schemas.microsoft.com/office/word/2006/wordml" xmlns:wps="http://schemas.microsoft.com/office/word/2010/wordprocessingShape" mc:Ignorable="w14 w15 w16se w16cid w16 w16cex w16sdtdh w16sdtfl w16du wp14">
   <w16cid:commentId w16cid:paraId="00000005" w16cid:durableId="473469AE"/>
+  <w16cid:commentId w16cid:paraId="063B6C4A" w16cid:durableId="2E08F82A"/>
   <w16cid:commentId w16cid:paraId="00000004" w16cid:durableId="41287892"/>
   <w16cid:commentId w16cid:paraId="00000003" w16cid:durableId="40A33138"/>
   <w16cid:commentId w16cid:paraId="00000002" w16cid:durableId="18E99FA1"/>
@@ -1504,7 +1180,7 @@
 </file>
 
 <file path=word/endnotes.xml><?xml version="1.0" encoding="utf-8"?>
-<w:endnotes xmlns:wpc="http://schemas.microsoft.com/office/word/2010/wordprocessingCanvas" xmlns:cx="http://schemas.microsoft.com/office/drawing/2014/chartex" xmlns:cx1="http://schemas.microsoft.com/office/drawing/2015/9/8/chartex" xmlns:cx2="http://schemas.microsoft.com/office/drawing/2015/10/21/chartex" xmlns:cx3="http://schemas.microsoft.com/office/drawing/2016/5/9/chartex" xmlns:cx4="http://schemas.microsoft.com/office/drawing/2016/5/10/chartex" xmlns:cx5="http://schemas.microsoft.com/office/drawing/2016/5/11/chartex" xmlns:cx6="http://schemas.microsoft.com/office/drawing/2016/5/12/chartex" xmlns:cx7="http://schemas.microsoft.com/office/drawing/2016/5/13/chartex" xmlns:cx8="http://schemas.microsoft.com/office/drawing/2016/5/14/chartex" xmlns:mc="http://schemas.openxmlformats.org/markup-compatibility/2006" xmlns:aink="http://schemas.microsoft.com/office/drawing/2016/ink" xmlns:am3d="http://schemas.microsoft.com/office/drawing/2017/model3d" xmlns:o="urn:schemas-microsoft-com:office:office" xmlns:r="http://schemas.openxmlformats.org/officeDocument/2006/relationships" xmlns:m="http://schemas.openxmlformats.org/officeDocument/2006/math" xmlns:v="urn:schemas-microsoft-com:vml" xmlns:wp14="http://schemas.microsoft.com/office/word/2010/wordprocessingDrawing" xmlns:wp="http://schemas.openxmlformats.org/drawingml/2006/wordprocessingDrawing" xmlns:w10="urn:schemas-microsoft-com:office:word" xmlns:w="http://schemas.openxmlformats.org/wordprocessingml/2006/main" xmlns:w14="http://schemas.microsoft.com/office/word/2010/wordml" xmlns:w15="http://schemas.microsoft.com/office/word/2012/wordml" xmlns:w16cex="http://schemas.microsoft.com/office/word/2018/wordml/cex" xmlns:w16cid="http://schemas.microsoft.com/office/word/2016/wordml/cid" xmlns:w16="http://schemas.microsoft.com/office/word/2018/wordml" xmlns:w16sdtdh="http://schemas.microsoft.com/office/word/2020/wordml/sdtdatahash" xmlns:w16se="http://schemas.microsoft.com/office/word/2015/wordml/symex" xmlns:wpg="http://schemas.microsoft.com/office/word/2010/wordprocessingGroup" xmlns:wpi="http://schemas.microsoft.com/office/word/2010/wordprocessingInk" xmlns:wne="http://schemas.microsoft.com/office/word/2006/wordml" xmlns:wps="http://schemas.microsoft.com/office/word/2010/wordprocessingShape" mc:Ignorable="w14 w15 w16se w16cid w16 w16cex w16sdtdh wp14">
+<w:endnotes xmlns:wpc="http://schemas.microsoft.com/office/word/2010/wordprocessingCanvas" xmlns:cx="http://schemas.microsoft.com/office/drawing/2014/chartex" xmlns:cx1="http://schemas.microsoft.com/office/drawing/2015/9/8/chartex" xmlns:cx2="http://schemas.microsoft.com/office/drawing/2015/10/21/chartex" xmlns:cx3="http://schemas.microsoft.com/office/drawing/2016/5/9/chartex" xmlns:cx4="http://schemas.microsoft.com/office/drawing/2016/5/10/chartex" xmlns:cx5="http://schemas.microsoft.com/office/drawing/2016/5/11/chartex" xmlns:cx6="http://schemas.microsoft.com/office/drawing/2016/5/12/chartex" xmlns:cx7="http://schemas.microsoft.com/office/drawing/2016/5/13/chartex" xmlns:cx8="http://schemas.microsoft.com/office/drawing/2016/5/14/chartex" xmlns:mc="http://schemas.openxmlformats.org/markup-compatibility/2006" xmlns:aink="http://schemas.microsoft.com/office/drawing/2016/ink" xmlns:am3d="http://schemas.microsoft.com/office/drawing/2017/model3d" xmlns:o="urn:schemas-microsoft-com:office:office" xmlns:oel="http://schemas.microsoft.com/office/2019/extlst" xmlns:r="http://schemas.openxmlformats.org/officeDocument/2006/relationships" xmlns:m="http://schemas.openxmlformats.org/officeDocument/2006/math" xmlns:v="urn:schemas-microsoft-com:vml" xmlns:wp14="http://schemas.microsoft.com/office/word/2010/wordprocessingDrawing" xmlns:wp="http://schemas.openxmlformats.org/drawingml/2006/wordprocessingDrawing" xmlns:w10="urn:schemas-microsoft-com:office:word" xmlns:w="http://schemas.openxmlformats.org/wordprocessingml/2006/main" xmlns:w14="http://schemas.microsoft.com/office/word/2010/wordml" xmlns:w15="http://schemas.microsoft.com/office/word/2012/wordml" xmlns:w16cex="http://schemas.microsoft.com/office/word/2018/wordml/cex" xmlns:w16cid="http://schemas.microsoft.com/office/word/2016/wordml/cid" xmlns:w16="http://schemas.microsoft.com/office/word/2018/wordml" xmlns:w16du="http://schemas.microsoft.com/office/word/2023/wordml/word16du" xmlns:w16sdtdh="http://schemas.microsoft.com/office/word/2020/wordml/sdtdatahash" xmlns:w16sdtfl="http://schemas.microsoft.com/office/word/2024/wordml/sdtformatlock" xmlns:w16se="http://schemas.microsoft.com/office/word/2015/wordml/symex" xmlns:wpg="http://schemas.microsoft.com/office/word/2010/wordprocessingGroup" xmlns:wpi="http://schemas.microsoft.com/office/word/2010/wordprocessingInk" xmlns:wne="http://schemas.microsoft.com/office/word/2006/wordml" xmlns:wps="http://schemas.microsoft.com/office/word/2010/wordprocessingShape" mc:Ignorable="w14 w15 w16se w16cid w16 w16cex w16sdtdh w16sdtfl w16du wp14">
   <w:endnote w:type="separator" w:id="-1">
     <w:p>
       <w:pPr>
@@ -1529,7 +1205,7 @@
 </file>
 
 <file path=word/footnotes.xml><?xml version="1.0" encoding="utf-8"?>
-<w:footnotes xmlns:wpc="http://schemas.microsoft.com/office/word/2010/wordprocessingCanvas" xmlns:cx="http://schemas.microsoft.com/office/drawing/2014/chartex" xmlns:cx1="http://schemas.microsoft.com/office/drawing/2015/9/8/chartex" xmlns:cx2="http://schemas.microsoft.com/office/drawing/2015/10/21/chartex" xmlns:cx3="http://schemas.microsoft.com/office/drawing/2016/5/9/chartex" xmlns:cx4="http://schemas.microsoft.com/office/drawing/2016/5/10/chartex" xmlns:cx5="http://schemas.microsoft.com/office/drawing/2016/5/11/chartex" xmlns:cx6="http://schemas.microsoft.com/office/drawing/2016/5/12/chartex" xmlns:cx7="http://schemas.microsoft.com/office/drawing/2016/5/13/chartex" xmlns:cx8="http://schemas.microsoft.com/office/drawing/2016/5/14/chartex" xmlns:mc="http://schemas.openxmlformats.org/markup-compatibility/2006" xmlns:aink="http://schemas.microsoft.com/office/drawing/2016/ink" xmlns:am3d="http://schemas.microsoft.com/office/drawing/2017/model3d" xmlns:o="urn:schemas-microsoft-com:office:office" xmlns:r="http://schemas.openxmlformats.org/officeDocument/2006/relationships" xmlns:m="http://schemas.openxmlformats.org/officeDocument/2006/math" xmlns:v="urn:schemas-microsoft-com:vml" xmlns:wp14="http://schemas.microsoft.com/office/word/2010/wordprocessingDrawing" xmlns:wp="http://schemas.openxmlformats.org/drawingml/2006/wordprocessingDrawing" xmlns:w10="urn:schemas-microsoft-com:office:word" xmlns:w="http://schemas.openxmlformats.org/wordprocessingml/2006/main" xmlns:w14="http://schemas.microsoft.com/office/word/2010/wordml" xmlns:w15="http://schemas.microsoft.com/office/word/2012/wordml" xmlns:w16cex="http://schemas.microsoft.com/office/word/2018/wordml/cex" xmlns:w16cid="http://schemas.microsoft.com/office/word/2016/wordml/cid" xmlns:w16="http://schemas.microsoft.com/office/word/2018/wordml" xmlns:w16sdtdh="http://schemas.microsoft.com/office/word/2020/wordml/sdtdatahash" xmlns:w16se="http://schemas.microsoft.com/office/word/2015/wordml/symex" xmlns:wpg="http://schemas.microsoft.com/office/word/2010/wordprocessingGroup" xmlns:wpi="http://schemas.microsoft.com/office/word/2010/wordprocessingInk" xmlns:wne="http://schemas.microsoft.com/office/word/2006/wordml" xmlns:wps="http://schemas.microsoft.com/office/word/2010/wordprocessingShape" mc:Ignorable="w14 w15 w16se w16cid w16 w16cex w16sdtdh wp14">
+<w:footnotes xmlns:wpc="http://schemas.microsoft.com/office/word/2010/wordprocessingCanvas" xmlns:cx="http://schemas.microsoft.com/office/drawing/2014/chartex" xmlns:cx1="http://schemas.microsoft.com/office/drawing/2015/9/8/chartex" xmlns:cx2="http://schemas.microsoft.com/office/drawing/2015/10/21/chartex" xmlns:cx3="http://schemas.microsoft.com/office/drawing/2016/5/9/chartex" xmlns:cx4="http://schemas.microsoft.com/office/drawing/2016/5/10/chartex" xmlns:cx5="http://schemas.microsoft.com/office/drawing/2016/5/11/chartex" xmlns:cx6="http://schemas.microsoft.com/office/drawing/2016/5/12/chartex" xmlns:cx7="http://schemas.microsoft.com/office/drawing/2016/5/13/chartex" xmlns:cx8="http://schemas.microsoft.com/office/drawing/2016/5/14/chartex" xmlns:mc="http://schemas.openxmlformats.org/markup-compatibility/2006" xmlns:aink="http://schemas.microsoft.com/office/drawing/2016/ink" xmlns:am3d="http://schemas.microsoft.com/office/drawing/2017/model3d" xmlns:o="urn:schemas-microsoft-com:office:office" xmlns:oel="http://schemas.microsoft.com/office/2019/extlst" xmlns:r="http://schemas.openxmlformats.org/officeDocument/2006/relationships" xmlns:m="http://schemas.openxmlformats.org/officeDocument/2006/math" xmlns:v="urn:schemas-microsoft-com:vml" xmlns:wp14="http://schemas.microsoft.com/office/word/2010/wordprocessingDrawing" xmlns:wp="http://schemas.openxmlformats.org/drawingml/2006/wordprocessingDrawing" xmlns:w10="urn:schemas-microsoft-com:office:word" xmlns:w="http://schemas.openxmlformats.org/wordprocessingml/2006/main" xmlns:w14="http://schemas.microsoft.com/office/word/2010/wordml" xmlns:w15="http://schemas.microsoft.com/office/word/2012/wordml" xmlns:w16cex="http://schemas.microsoft.com/office/word/2018/wordml/cex" xmlns:w16cid="http://schemas.microsoft.com/office/word/2016/wordml/cid" xmlns:w16="http://schemas.microsoft.com/office/word/2018/wordml" xmlns:w16du="http://schemas.microsoft.com/office/word/2023/wordml/word16du" xmlns:w16sdtdh="http://schemas.microsoft.com/office/word/2020/wordml/sdtdatahash" xmlns:w16sdtfl="http://schemas.microsoft.com/office/word/2024/wordml/sdtformatlock" xmlns:w16se="http://schemas.microsoft.com/office/word/2015/wordml/symex" xmlns:wpg="http://schemas.microsoft.com/office/word/2010/wordprocessingGroup" xmlns:wpi="http://schemas.microsoft.com/office/word/2010/wordprocessingInk" xmlns:wne="http://schemas.microsoft.com/office/word/2006/wordml" xmlns:wps="http://schemas.microsoft.com/office/word/2010/wordprocessingShape" mc:Ignorable="w14 w15 w16se w16cid w16 w16cex w16sdtdh w16sdtfl w16du wp14">
   <w:footnote w:type="separator" w:id="-1">
     <w:p>
       <w:pPr>
@@ -1554,7 +1230,7 @@
 </file>
 
 <file path=word/header1.xml><?xml version="1.0" encoding="utf-8"?>
-<w:hdr xmlns:wpc="http://schemas.microsoft.com/office/word/2010/wordprocessingCanvas" xmlns:cx="http://schemas.microsoft.com/office/drawing/2014/chartex" xmlns:cx1="http://schemas.microsoft.com/office/drawing/2015/9/8/chartex" xmlns:cx2="http://schemas.microsoft.com/office/drawing/2015/10/21/chartex" xmlns:cx3="http://schemas.microsoft.com/office/drawing/2016/5/9/chartex" xmlns:cx4="http://schemas.microsoft.com/office/drawing/2016/5/10/chartex" xmlns:cx5="http://schemas.microsoft.com/office/drawing/2016/5/11/chartex" xmlns:cx6="http://schemas.microsoft.com/office/drawing/2016/5/12/chartex" xmlns:cx7="http://schemas.microsoft.com/office/drawing/2016/5/13/chartex" xmlns:cx8="http://schemas.microsoft.com/office/drawing/2016/5/14/chartex" xmlns:mc="http://schemas.openxmlformats.org/markup-compatibility/2006" xmlns:aink="http://schemas.microsoft.com/office/drawing/2016/ink" xmlns:am3d="http://schemas.microsoft.com/office/drawing/2017/model3d" xmlns:o="urn:schemas-microsoft-com:office:office" xmlns:r="http://schemas.openxmlformats.org/officeDocument/2006/relationships" xmlns:m="http://schemas.openxmlformats.org/officeDocument/2006/math" xmlns:v="urn:schemas-microsoft-com:vml" xmlns:wp14="http://schemas.microsoft.com/office/word/2010/wordprocessingDrawing" xmlns:wp="http://schemas.openxmlformats.org/drawingml/2006/wordprocessingDrawing" xmlns:w10="urn:schemas-microsoft-com:office:word" xmlns:w="http://schemas.openxmlformats.org/wordprocessingml/2006/main" xmlns:w14="http://schemas.microsoft.com/office/word/2010/wordml" xmlns:w15="http://schemas.microsoft.com/office/word/2012/wordml" xmlns:w16cex="http://schemas.microsoft.com/office/word/2018/wordml/cex" xmlns:w16cid="http://schemas.microsoft.com/office/word/2016/wordml/cid" xmlns:w16="http://schemas.microsoft.com/office/word/2018/wordml" xmlns:w16sdtdh="http://schemas.microsoft.com/office/word/2020/wordml/sdtdatahash" xmlns:w16se="http://schemas.microsoft.com/office/word/2015/wordml/symex" xmlns:wpg="http://schemas.microsoft.com/office/word/2010/wordprocessingGroup" xmlns:wpi="http://schemas.microsoft.com/office/word/2010/wordprocessingInk" xmlns:wne="http://schemas.microsoft.com/office/word/2006/wordml" xmlns:wps="http://schemas.microsoft.com/office/word/2010/wordprocessingShape" mc:Ignorable="w14 w15 w16se w16cid w16 w16cex w16sdtdh wp14">
+<w:hdr xmlns:wpc="http://schemas.microsoft.com/office/word/2010/wordprocessingCanvas" xmlns:cx="http://schemas.microsoft.com/office/drawing/2014/chartex" xmlns:cx1="http://schemas.microsoft.com/office/drawing/2015/9/8/chartex" xmlns:cx2="http://schemas.microsoft.com/office/drawing/2015/10/21/chartex" xmlns:cx3="http://schemas.microsoft.com/office/drawing/2016/5/9/chartex" xmlns:cx4="http://schemas.microsoft.com/office/drawing/2016/5/10/chartex" xmlns:cx5="http://schemas.microsoft.com/office/drawing/2016/5/11/chartex" xmlns:cx6="http://schemas.microsoft.com/office/drawing/2016/5/12/chartex" xmlns:cx7="http://schemas.microsoft.com/office/drawing/2016/5/13/chartex" xmlns:cx8="http://schemas.microsoft.com/office/drawing/2016/5/14/chartex" xmlns:mc="http://schemas.openxmlformats.org/markup-compatibility/2006" xmlns:aink="http://schemas.microsoft.com/office/drawing/2016/ink" xmlns:am3d="http://schemas.microsoft.com/office/drawing/2017/model3d" xmlns:o="urn:schemas-microsoft-com:office:office" xmlns:oel="http://schemas.microsoft.com/office/2019/extlst" xmlns:r="http://schemas.openxmlformats.org/officeDocument/2006/relationships" xmlns:m="http://schemas.openxmlformats.org/officeDocument/2006/math" xmlns:v="urn:schemas-microsoft-com:vml" xmlns:wp14="http://schemas.microsoft.com/office/word/2010/wordprocessingDrawing" xmlns:wp="http://schemas.openxmlformats.org/drawingml/2006/wordprocessingDrawing" xmlns:w10="urn:schemas-microsoft-com:office:word" xmlns:w="http://schemas.openxmlformats.org/wordprocessingml/2006/main" xmlns:w14="http://schemas.microsoft.com/office/word/2010/wordml" xmlns:w15="http://schemas.microsoft.com/office/word/2012/wordml" xmlns:w16cex="http://schemas.microsoft.com/office/word/2018/wordml/cex" xmlns:w16cid="http://schemas.microsoft.com/office/word/2016/wordml/cid" xmlns:w16="http://schemas.microsoft.com/office/word/2018/wordml" xmlns:w16du="http://schemas.microsoft.com/office/word/2023/wordml/word16du" xmlns:w16sdtdh="http://schemas.microsoft.com/office/word/2020/wordml/sdtdatahash" xmlns:w16sdtfl="http://schemas.microsoft.com/office/word/2024/wordml/sdtformatlock" xmlns:w16se="http://schemas.microsoft.com/office/word/2015/wordml/symex" xmlns:wpg="http://schemas.microsoft.com/office/word/2010/wordprocessingGroup" xmlns:wpi="http://schemas.microsoft.com/office/word/2010/wordprocessingInk" xmlns:wne="http://schemas.microsoft.com/office/word/2006/wordml" xmlns:wps="http://schemas.microsoft.com/office/word/2010/wordprocessingShape" mc:Ignorable="w14 w15 w16se w16cid w16 w16cex w16sdtdh w16sdtfl w16du wp14">
   <w:p>
     <w:pPr>
       <w:pStyle w:val="Kopfzeile"/>
@@ -1565,7 +1241,7 @@
 </file>
 
 <file path=word/numbering.xml><?xml version="1.0" encoding="utf-8"?>
-<w:numbering xmlns:wpc="http://schemas.microsoft.com/office/word/2010/wordprocessingCanvas" xmlns:cx="http://schemas.microsoft.com/office/drawing/2014/chartex" xmlns:cx1="http://schemas.microsoft.com/office/drawing/2015/9/8/chartex" xmlns:cx2="http://schemas.microsoft.com/office/drawing/2015/10/21/chartex" xmlns:cx3="http://schemas.microsoft.com/office/drawing/2016/5/9/chartex" xmlns:cx4="http://schemas.microsoft.com/office/drawing/2016/5/10/chartex" xmlns:cx5="http://schemas.microsoft.com/office/drawing/2016/5/11/chartex" xmlns:cx6="http://schemas.microsoft.com/office/drawing/2016/5/12/chartex" xmlns:cx7="http://schemas.microsoft.com/office/drawing/2016/5/13/chartex" xmlns:cx8="http://schemas.microsoft.com/office/drawing/2016/5/14/chartex" xmlns:mc="http://schemas.openxmlformats.org/markup-compatibility/2006" xmlns:aink="http://schemas.microsoft.com/office/drawing/2016/ink" xmlns:am3d="http://schemas.microsoft.com/office/drawing/2017/model3d" xmlns:o="urn:schemas-microsoft-com:office:office" xmlns:r="http://schemas.openxmlformats.org/officeDocument/2006/relationships" xmlns:m="http://schemas.openxmlformats.org/officeDocument/2006/math" xmlns:v="urn:schemas-microsoft-com:vml" xmlns:wp14="http://schemas.microsoft.com/office/word/2010/wordprocessingDrawing" xmlns:wp="http://schemas.openxmlformats.org/drawingml/2006/wordprocessingDrawing" xmlns:w10="urn:schemas-microsoft-com:office:word" xmlns:w="http://schemas.openxmlformats.org/wordprocessingml/2006/main" xmlns:w14="http://schemas.microsoft.com/office/word/2010/wordml" xmlns:w15="http://schemas.microsoft.com/office/word/2012/wordml" xmlns:w16cex="http://schemas.microsoft.com/office/word/2018/wordml/cex" xmlns:w16cid="http://schemas.microsoft.com/office/word/2016/wordml/cid" xmlns:w16="http://schemas.microsoft.com/office/word/2018/wordml" xmlns:w16sdtdh="http://schemas.microsoft.com/office/word/2020/wordml/sdtdatahash" xmlns:w16se="http://schemas.microsoft.com/office/word/2015/wordml/symex" xmlns:wpg="http://schemas.microsoft.com/office/word/2010/wordprocessingGroup" xmlns:wpi="http://schemas.microsoft.com/office/word/2010/wordprocessingInk" xmlns:wne="http://schemas.microsoft.com/office/word/2006/wordml" xmlns:wps="http://schemas.microsoft.com/office/word/2010/wordprocessingShape" mc:Ignorable="w14 w15 w16se w16cid w16 w16cex w16sdtdh wp14">
+<w:numbering xmlns:wpc="http://schemas.microsoft.com/office/word/2010/wordprocessingCanvas" xmlns:cx="http://schemas.microsoft.com/office/drawing/2014/chartex" xmlns:cx1="http://schemas.microsoft.com/office/drawing/2015/9/8/chartex" xmlns:cx2="http://schemas.microsoft.com/office/drawing/2015/10/21/chartex" xmlns:cx3="http://schemas.microsoft.com/office/drawing/2016/5/9/chartex" xmlns:cx4="http://schemas.microsoft.com/office/drawing/2016/5/10/chartex" xmlns:cx5="http://schemas.microsoft.com/office/drawing/2016/5/11/chartex" xmlns:cx6="http://schemas.microsoft.com/office/drawing/2016/5/12/chartex" xmlns:cx7="http://schemas.microsoft.com/office/drawing/2016/5/13/chartex" xmlns:cx8="http://schemas.microsoft.com/office/drawing/2016/5/14/chartex" xmlns:mc="http://schemas.openxmlformats.org/markup-compatibility/2006" xmlns:aink="http://schemas.microsoft.com/office/drawing/2016/ink" xmlns:am3d="http://schemas.microsoft.com/office/drawing/2017/model3d" xmlns:o="urn:schemas-microsoft-com:office:office" xmlns:oel="http://schemas.microsoft.com/office/2019/extlst" xmlns:r="http://schemas.openxmlformats.org/officeDocument/2006/relationships" xmlns:m="http://schemas.openxmlformats.org/officeDocument/2006/math" xmlns:v="urn:schemas-microsoft-com:vml" xmlns:wp14="http://schemas.microsoft.com/office/word/2010/wordprocessingDrawing" xmlns:wp="http://schemas.openxmlformats.org/drawingml/2006/wordprocessingDrawing" xmlns:w10="urn:schemas-microsoft-com:office:word" xmlns:w="http://schemas.openxmlformats.org/wordprocessingml/2006/main" xmlns:w14="http://schemas.microsoft.com/office/word/2010/wordml" xmlns:w15="http://schemas.microsoft.com/office/word/2012/wordml" xmlns:w16cex="http://schemas.microsoft.com/office/word/2018/wordml/cex" xmlns:w16cid="http://schemas.microsoft.com/office/word/2016/wordml/cid" xmlns:w16="http://schemas.microsoft.com/office/word/2018/wordml" xmlns:w16du="http://schemas.microsoft.com/office/word/2023/wordml/word16du" xmlns:w16sdtdh="http://schemas.microsoft.com/office/word/2020/wordml/sdtdatahash" xmlns:w16sdtfl="http://schemas.microsoft.com/office/word/2024/wordml/sdtformatlock" xmlns:w16se="http://schemas.microsoft.com/office/word/2015/wordml/symex" xmlns:wpg="http://schemas.microsoft.com/office/word/2010/wordprocessingGroup" xmlns:wpi="http://schemas.microsoft.com/office/word/2010/wordprocessingInk" xmlns:wne="http://schemas.microsoft.com/office/word/2006/wordml" xmlns:wps="http://schemas.microsoft.com/office/word/2010/wordprocessingShape" mc:Ignorable="w14 w15 w16se w16cid w16 w16cex w16sdtdh w16sdtfl w16du wp14">
   <w:abstractNum w:abstractNumId="0" w15:restartNumberingAfterBreak="0">
     <w:nsid w:val="004F09A7"/>
     <w:multiLevelType w:val="multilevel"/>
@@ -3198,56 +2874,64 @@
       </w:rPr>
     </w:lvl>
   </w:abstractNum>
-  <w:num w:numId="1">
+  <w:num w:numId="1" w16cid:durableId="80302987">
     <w:abstractNumId w:val="2"/>
   </w:num>
-  <w:num w:numId="2">
+  <w:num w:numId="2" w16cid:durableId="284431001">
     <w:abstractNumId w:val="11"/>
   </w:num>
-  <w:num w:numId="3">
+  <w:num w:numId="3" w16cid:durableId="598029125">
     <w:abstractNumId w:val="7"/>
   </w:num>
-  <w:num w:numId="4">
+  <w:num w:numId="4" w16cid:durableId="1621957774">
     <w:abstractNumId w:val="10"/>
   </w:num>
-  <w:num w:numId="5">
+  <w:num w:numId="5" w16cid:durableId="655845789">
     <w:abstractNumId w:val="3"/>
   </w:num>
-  <w:num w:numId="6">
+  <w:num w:numId="6" w16cid:durableId="279727880">
     <w:abstractNumId w:val="1"/>
   </w:num>
-  <w:num w:numId="7">
+  <w:num w:numId="7" w16cid:durableId="1553542812">
     <w:abstractNumId w:val="4"/>
   </w:num>
-  <w:num w:numId="8">
+  <w:num w:numId="8" w16cid:durableId="1709406569">
     <w:abstractNumId w:val="5"/>
   </w:num>
-  <w:num w:numId="9">
+  <w:num w:numId="9" w16cid:durableId="1461071539">
     <w:abstractNumId w:val="0"/>
   </w:num>
-  <w:num w:numId="10">
+  <w:num w:numId="10" w16cid:durableId="2101173803">
     <w:abstractNumId w:val="13"/>
   </w:num>
-  <w:num w:numId="11">
+  <w:num w:numId="11" w16cid:durableId="1790732671">
     <w:abstractNumId w:val="6"/>
   </w:num>
-  <w:num w:numId="12">
+  <w:num w:numId="12" w16cid:durableId="950238199">
     <w:abstractNumId w:val="12"/>
   </w:num>
-  <w:num w:numId="13">
+  <w:num w:numId="13" w16cid:durableId="348067740">
     <w:abstractNumId w:val="9"/>
   </w:num>
-  <w:num w:numId="14">
+  <w:num w:numId="14" w16cid:durableId="196546345">
     <w:abstractNumId w:val="14"/>
   </w:num>
-  <w:num w:numId="15">
+  <w:num w:numId="15" w16cid:durableId="778305682">
     <w:abstractNumId w:val="8"/>
   </w:num>
 </w:numbering>
 </file>
 
+<file path=word/people.xml><?xml version="1.0" encoding="utf-8"?>
+<w15:people xmlns:wpc="http://schemas.microsoft.com/office/word/2010/wordprocessingCanvas" xmlns:cx="http://schemas.microsoft.com/office/drawing/2014/chartex" xmlns:cx1="http://schemas.microsoft.com/office/drawing/2015/9/8/chartex" xmlns:cx2="http://schemas.microsoft.com/office/drawing/2015/10/21/chartex" xmlns:cx3="http://schemas.microsoft.com/office/drawing/2016/5/9/chartex" xmlns:cx4="http://schemas.microsoft.com/office/drawing/2016/5/10/chartex" xmlns:cx5="http://schemas.microsoft.com/office/drawing/2016/5/11/chartex" xmlns:cx6="http://schemas.microsoft.com/office/drawing/2016/5/12/chartex" xmlns:cx7="http://schemas.microsoft.com/office/drawing/2016/5/13/chartex" xmlns:cx8="http://schemas.microsoft.com/office/drawing/2016/5/14/chartex" xmlns:mc="http://schemas.openxmlformats.org/markup-compatibility/2006" xmlns:aink="http://schemas.microsoft.com/office/drawing/2016/ink" xmlns:am3d="http://schemas.microsoft.com/office/drawing/2017/model3d" xmlns:o="urn:schemas-microsoft-com:office:office" xmlns:oel="http://schemas.microsoft.com/office/2019/extlst" xmlns:r="http://schemas.openxmlformats.org/officeDocument/2006/relationships" xmlns:m="http://schemas.openxmlformats.org/officeDocument/2006/math" xmlns:v="urn:schemas-microsoft-com:vml" xmlns:wp14="http://schemas.microsoft.com/office/word/2010/wordprocessingDrawing" xmlns:wp="http://schemas.openxmlformats.org/drawingml/2006/wordprocessingDrawing" xmlns:w10="urn:schemas-microsoft-com:office:word" xmlns:w="http://schemas.openxmlformats.org/wordprocessingml/2006/main" xmlns:w14="http://schemas.microsoft.com/office/word/2010/wordml" xmlns:w15="http://schemas.microsoft.com/office/word/2012/wordml" xmlns:w16cex="http://schemas.microsoft.com/office/word/2018/wordml/cex" xmlns:w16cid="http://schemas.microsoft.com/office/word/2016/wordml/cid" xmlns:w16="http://schemas.microsoft.com/office/word/2018/wordml" xmlns:w16du="http://schemas.microsoft.com/office/word/2023/wordml/word16du" xmlns:w16sdtdh="http://schemas.microsoft.com/office/word/2020/wordml/sdtdatahash" xmlns:w16sdtfl="http://schemas.microsoft.com/office/word/2024/wordml/sdtformatlock" xmlns:w16se="http://schemas.microsoft.com/office/word/2015/wordml/symex" xmlns:wpg="http://schemas.microsoft.com/office/word/2010/wordprocessingGroup" xmlns:wpi="http://schemas.microsoft.com/office/word/2010/wordprocessingInk" xmlns:wne="http://schemas.microsoft.com/office/word/2006/wordml" xmlns:wps="http://schemas.microsoft.com/office/word/2010/wordprocessingShape" mc:Ignorable="w14 w15 w16se w16cid w16 w16cex w16sdtdh w16sdtfl w16du wp14">
+  <w15:person w15:author="Gottfried Zimmermann">
+    <w15:presenceInfo w15:providerId="Windows Live" w15:userId="89dddc6042953ddf"/>
+  </w15:person>
+</w15:people>
+</file>
+
 <file path=word/styles.xml><?xml version="1.0" encoding="utf-8"?>
-<w:styles xmlns:mc="http://schemas.openxmlformats.org/markup-compatibility/2006" xmlns:r="http://schemas.openxmlformats.org/officeDocument/2006/relationships" xmlns:w="http://schemas.openxmlformats.org/wordprocessingml/2006/main" xmlns:w14="http://schemas.microsoft.com/office/word/2010/wordml" xmlns:w15="http://schemas.microsoft.com/office/word/2012/wordml" xmlns:w16cex="http://schemas.microsoft.com/office/word/2018/wordml/cex" xmlns:w16cid="http://schemas.microsoft.com/office/word/2016/wordml/cid" xmlns:w16="http://schemas.microsoft.com/office/word/2018/wordml" xmlns:w16sdtdh="http://schemas.microsoft.com/office/word/2020/wordml/sdtdatahash" xmlns:w16se="http://schemas.microsoft.com/office/word/2015/wordml/symex" mc:Ignorable="w14 w15 w16se w16cid w16 w16cex w16sdtdh">
+<w:styles xmlns:mc="http://schemas.openxmlformats.org/markup-compatibility/2006" xmlns:r="http://schemas.openxmlformats.org/officeDocument/2006/relationships" xmlns:w="http://schemas.openxmlformats.org/wordprocessingml/2006/main" xmlns:w14="http://schemas.microsoft.com/office/word/2010/wordml" xmlns:w15="http://schemas.microsoft.com/office/word/2012/wordml" xmlns:w16cex="http://schemas.microsoft.com/office/word/2018/wordml/cex" xmlns:w16cid="http://schemas.microsoft.com/office/word/2016/wordml/cid" xmlns:w16="http://schemas.microsoft.com/office/word/2018/wordml" xmlns:w16du="http://schemas.microsoft.com/office/word/2023/wordml/word16du" xmlns:w16sdtdh="http://schemas.microsoft.com/office/word/2020/wordml/sdtdatahash" xmlns:w16sdtfl="http://schemas.microsoft.com/office/word/2024/wordml/sdtformatlock" xmlns:w16se="http://schemas.microsoft.com/office/word/2015/wordml/symex" mc:Ignorable="w14 w15 w16se w16cid w16 w16cex w16sdtdh w16sdtfl w16du">
   <w:docDefaults>
     <w:rPrDefault>
       <w:rPr>
@@ -3418,7 +3102,7 @@
     <w:lsdException w:name="Table Web 2" w:semiHidden="1" w:unhideWhenUsed="1"/>
     <w:lsdException w:name="Table Web 3" w:semiHidden="1" w:unhideWhenUsed="1"/>
     <w:lsdException w:name="Balloon Text" w:semiHidden="1" w:unhideWhenUsed="1"/>
-    <w:lsdException w:name="Table Grid" w:semiHidden="1" w:uiPriority="59" w:unhideWhenUsed="1"/>
+    <w:lsdException w:name="Table Grid" w:uiPriority="59"/>
     <w:lsdException w:name="Table Theme" w:semiHidden="1" w:unhideWhenUsed="1"/>
     <w:lsdException w:name="Placeholder Text" w:semiHidden="1"/>
     <w:lsdException w:name="No Spacing" w:uiPriority="1" w:qFormat="1"/>
@@ -15354,7 +15038,6 @@
     <w:basedOn w:val="Standard"/>
     <w:link w:val="KommentartextZchn"/>
     <w:uiPriority w:val="99"/>
-    <w:semiHidden/>
     <w:unhideWhenUsed/>
     <w:pPr>
       <w:spacing w:line="240" w:lineRule="auto"/>
@@ -15369,7 +15052,6 @@
     <w:basedOn w:val="Absatz-Standardschriftart"/>
     <w:link w:val="Kommentartext"/>
     <w:uiPriority w:val="99"/>
-    <w:semiHidden/>
     <w:rPr>
       <w:sz w:val="20"/>
       <w:szCs w:val="20"/>
@@ -15384,6 +15066,44 @@
     <w:rPr>
       <w:sz w:val="16"/>
       <w:szCs w:val="16"/>
+    </w:rPr>
+  </w:style>
+  <w:style w:type="paragraph" w:styleId="berarbeitung">
+    <w:name w:val="Revision"/>
+    <w:hidden/>
+    <w:uiPriority w:val="99"/>
+    <w:semiHidden/>
+    <w:rsid w:val="008A7FC7"/>
+    <w:pPr>
+      <w:spacing w:after="0" w:line="240" w:lineRule="auto"/>
+    </w:pPr>
+  </w:style>
+  <w:style w:type="paragraph" w:styleId="Kommentarthema">
+    <w:name w:val="annotation subject"/>
+    <w:basedOn w:val="Kommentartext"/>
+    <w:next w:val="Kommentartext"/>
+    <w:link w:val="KommentarthemaZchn"/>
+    <w:uiPriority w:val="99"/>
+    <w:semiHidden/>
+    <w:unhideWhenUsed/>
+    <w:rsid w:val="008A7FC7"/>
+    <w:rPr>
+      <w:b/>
+      <w:bCs/>
+    </w:rPr>
+  </w:style>
+  <w:style w:type="character" w:customStyle="1" w:styleId="KommentarthemaZchn">
+    <w:name w:val="Kommentarthema Zchn"/>
+    <w:basedOn w:val="KommentartextZchn"/>
+    <w:link w:val="Kommentarthema"/>
+    <w:uiPriority w:val="99"/>
+    <w:semiHidden/>
+    <w:rsid w:val="008A7FC7"/>
+    <w:rPr>
+      <w:b/>
+      <w:bCs/>
+      <w:sz w:val="20"/>
+      <w:szCs w:val="20"/>
     </w:rPr>
   </w:style>
 </w:styles>
